--- a/storage/app/templates/bbnt_template.docx
+++ b/storage/app/templates/bbnt_template.docx
@@ -1,6 +1,6 @@
 
 <file path=word/document.xml><?xml version="1.0" encoding="utf-8"?>
-<w:document xmlns:wpc="http://schemas.microsoft.com/office/word/2010/wordprocessingCanvas" xmlns:cx="http://schemas.microsoft.com/office/drawing/2014/chartex" xmlns:cx1="http://schemas.microsoft.com/office/drawing/2015/9/8/chartex" xmlns:cx2="http://schemas.microsoft.com/office/drawing/2015/10/21/chartex" xmlns:cx3="http://schemas.microsoft.com/office/drawing/2016/5/9/chartex" xmlns:cx4="http://schemas.microsoft.com/office/drawing/2016/5/10/chartex" xmlns:cx5="http://schemas.microsoft.com/office/drawing/2016/5/11/chartex" xmlns:cx6="http://schemas.microsoft.com/office/drawing/2016/5/12/chartex" xmlns:cx7="http://schemas.microsoft.com/office/drawing/2016/5/13/chartex" xmlns:cx8="http://schemas.microsoft.com/office/drawing/2016/5/14/chartex" xmlns:mc="http://schemas.openxmlformats.org/markup-compatibility/2006" xmlns:aink="http://schemas.microsoft.com/office/drawing/2016/ink" xmlns:am3d="http://schemas.microsoft.com/office/drawing/2017/model3d" xmlns:o="urn:schemas-microsoft-com:office:office" xmlns:oel="http://schemas.microsoft.com/office/2019/extlst" xmlns:r="http://schemas.openxmlformats.org/officeDocument/2006/relationships" xmlns:m="http://schemas.openxmlformats.org/officeDocument/2006/math" xmlns:v="urn:schemas-microsoft-com:vml" xmlns:wp14="http://schemas.microsoft.com/office/word/2010/wordprocessingDrawing" xmlns:wp="http://schemas.openxmlformats.org/drawingml/2006/wordprocessingDrawing" xmlns:w10="urn:schemas-microsoft-com:office:word" xmlns:w="http://schemas.openxmlformats.org/wordprocessingml/2006/main" xmlns:w14="http://schemas.microsoft.com/office/word/2010/wordml" xmlns:w15="http://schemas.microsoft.com/office/word/2012/wordml" xmlns:w16cex="http://schemas.microsoft.com/office/word/2018/wordml/cex" xmlns:w16cid="http://schemas.microsoft.com/office/word/2016/wordml/cid" xmlns:w16="http://schemas.microsoft.com/office/word/2018/wordml" xmlns:w16du="http://schemas.microsoft.com/office/word/2023/wordml/word16du" xmlns:w16sdtdh="http://schemas.microsoft.com/office/word/2020/wordml/sdtdatahash" xmlns:w16sdtfl="http://schemas.microsoft.com/office/word/2024/wordml/sdtformatlock" xmlns:w16se="http://schemas.microsoft.com/office/word/2015/wordml/symex" xmlns:wpg="http://schemas.microsoft.com/office/word/2010/wordprocessingGroup" xmlns:wpi="http://schemas.microsoft.com/office/word/2010/wordprocessingInk" xmlns:wne="http://schemas.microsoft.com/office/word/2006/wordml" xmlns:wps="http://schemas.microsoft.com/office/word/2010/wordprocessingShape" mc:Ignorable="w14 w15 w16se w16cid w16 w16cex w16sdtdh w16sdtfl w16du wp14">
+<w:document xmlns:wpc="http://schemas.microsoft.com/office/word/2010/wordprocessingCanvas" xmlns:cx="http://schemas.microsoft.com/office/drawing/2014/chartex" xmlns:mc="http://schemas.openxmlformats.org/markup-compatibility/2006" xmlns:o="urn:schemas-microsoft-com:office:office" xmlns:r="http://schemas.openxmlformats.org/officeDocument/2006/relationships" xmlns:m="http://schemas.openxmlformats.org/officeDocument/2006/math" xmlns:v="urn:schemas-microsoft-com:vml" xmlns:wp14="http://schemas.microsoft.com/office/word/2010/wordprocessingDrawing" xmlns:wp="http://schemas.openxmlformats.org/drawingml/2006/wordprocessingDrawing" xmlns:w10="urn:schemas-microsoft-com:office:word" xmlns:w="http://schemas.openxmlformats.org/wordprocessingml/2006/main" xmlns:w14="http://schemas.microsoft.com/office/word/2010/wordml" xmlns:w15="http://schemas.microsoft.com/office/word/2012/wordml" xmlns:w16se="http://schemas.microsoft.com/office/word/2015/wordml/symex" xmlns:wpg="http://schemas.microsoft.com/office/word/2010/wordprocessingGroup" xmlns:wpi="http://schemas.microsoft.com/office/word/2010/wordprocessingInk" xmlns:wne="http://schemas.microsoft.com/office/word/2006/wordml" xmlns:wps="http://schemas.microsoft.com/office/word/2010/wordprocessingShape" mc:Ignorable="w14 w15 w16se wp14">
   <w:body>
     <w:p>
       <w:pPr>
@@ -125,7 +125,25 @@
           <w:sz w:val="24"/>
           <w:szCs w:val="24"/>
         </w:rPr>
-        <w:t>${ngay}</w:t>
+        <w:t>${</w:t>
+      </w:r>
+      <w:proofErr w:type="spellStart"/>
+      <w:r>
+        <w:rPr>
+          <w:rFonts w:ascii="Times New Roman" w:hAnsi="Times New Roman" w:cs="Times New Roman"/>
+          <w:sz w:val="24"/>
+          <w:szCs w:val="24"/>
+        </w:rPr>
+        <w:t>ngay</w:t>
+      </w:r>
+      <w:proofErr w:type="spellEnd"/>
+      <w:r>
+        <w:rPr>
+          <w:rFonts w:ascii="Times New Roman" w:hAnsi="Times New Roman" w:cs="Times New Roman"/>
+          <w:sz w:val="24"/>
+          <w:szCs w:val="24"/>
+        </w:rPr>
+        <w:t>}</w:t>
       </w:r>
       <w:r>
         <w:rPr>
@@ -204,6 +222,7 @@
         </w:rPr>
         <w:t>${</w:t>
       </w:r>
+      <w:proofErr w:type="spellStart"/>
       <w:r>
         <w:rPr>
           <w:rFonts w:ascii="Times New Roman" w:hAnsi="Times New Roman" w:cs="Times New Roman"/>
@@ -212,6 +231,7 @@
         </w:rPr>
         <w:t>nam</w:t>
       </w:r>
+      <w:proofErr w:type="spellEnd"/>
       <w:r>
         <w:rPr>
           <w:rFonts w:ascii="Times New Roman" w:hAnsi="Times New Roman" w:cs="Times New Roman"/>
@@ -280,7 +300,29 @@
           <w:sz w:val="24"/>
           <w:szCs w:val="24"/>
         </w:rPr>
-        <w:t>${shop_name}</w:t>
+        <w:t>${</w:t>
+      </w:r>
+      <w:proofErr w:type="spellStart"/>
+      <w:r>
+        <w:rPr>
+          <w:rFonts w:ascii="Times New Roman" w:hAnsi="Times New Roman" w:cs="Times New Roman"/>
+          <w:b/>
+          <w:bCs/>
+          <w:sz w:val="24"/>
+          <w:szCs w:val="24"/>
+        </w:rPr>
+        <w:t>shop_name</w:t>
+      </w:r>
+      <w:proofErr w:type="spellEnd"/>
+      <w:r>
+        <w:rPr>
+          <w:rFonts w:ascii="Times New Roman" w:hAnsi="Times New Roman" w:cs="Times New Roman"/>
+          <w:b/>
+          <w:bCs/>
+          <w:sz w:val="24"/>
+          <w:szCs w:val="24"/>
+        </w:rPr>
+        <w:t>}</w:t>
       </w:r>
     </w:p>
     <w:p>
@@ -467,7 +509,29 @@
           <w:sz w:val="24"/>
           <w:szCs w:val="24"/>
         </w:rPr>
-        <w:t>${shop_name}</w:t>
+        <w:t>${</w:t>
+      </w:r>
+      <w:proofErr w:type="spellStart"/>
+      <w:r>
+        <w:rPr>
+          <w:rFonts w:ascii="Times New Roman" w:hAnsi="Times New Roman" w:cs="Times New Roman"/>
+          <w:b/>
+          <w:bCs/>
+          <w:sz w:val="24"/>
+          <w:szCs w:val="24"/>
+        </w:rPr>
+        <w:t>shop_name</w:t>
+      </w:r>
+      <w:proofErr w:type="spellEnd"/>
+      <w:r>
+        <w:rPr>
+          <w:rFonts w:ascii="Times New Roman" w:hAnsi="Times New Roman" w:cs="Times New Roman"/>
+          <w:b/>
+          <w:bCs/>
+          <w:sz w:val="24"/>
+          <w:szCs w:val="24"/>
+        </w:rPr>
+        <w:t>}</w:t>
       </w:r>
     </w:p>
     <w:p>
@@ -501,6 +565,7 @@
         </w:rPr>
         <w:t>: ${</w:t>
       </w:r>
+      <w:proofErr w:type="spellStart"/>
       <w:r>
         <w:rPr>
           <w:rFonts w:ascii="Times New Roman" w:hAnsi="Times New Roman" w:cs="Times New Roman"/>
@@ -509,6 +574,7 @@
         </w:rPr>
         <w:t>customer_name_contract</w:t>
       </w:r>
+      <w:proofErr w:type="spellEnd"/>
       <w:r>
         <w:rPr>
           <w:rFonts w:ascii="Times New Roman" w:hAnsi="Times New Roman" w:cs="Times New Roman"/>
@@ -542,13 +608,23 @@
         </w:rPr>
         <w:t xml:space="preserve"> ${</w:t>
       </w:r>
-      <w:r>
-        <w:rPr>
-          <w:rFonts w:ascii="Times New Roman" w:hAnsi="Times New Roman" w:cs="Times New Roman"/>
-          <w:sz w:val="24"/>
-          <w:szCs w:val="24"/>
-        </w:rPr>
-        <w:t xml:space="preserve">customer_position} </w:t>
+      <w:proofErr w:type="spellStart"/>
+      <w:r>
+        <w:rPr>
+          <w:rFonts w:ascii="Times New Roman" w:hAnsi="Times New Roman" w:cs="Times New Roman"/>
+          <w:sz w:val="24"/>
+          <w:szCs w:val="24"/>
+        </w:rPr>
+        <w:t>customer_position</w:t>
+      </w:r>
+      <w:proofErr w:type="spellEnd"/>
+      <w:r>
+        <w:rPr>
+          <w:rFonts w:ascii="Times New Roman" w:hAnsi="Times New Roman" w:cs="Times New Roman"/>
+          <w:sz w:val="24"/>
+          <w:szCs w:val="24"/>
+        </w:rPr>
+        <w:t xml:space="preserve">} </w:t>
       </w:r>
       <w:r>
         <w:rPr>
@@ -845,7 +921,25 @@
                 <w:sz w:val="24"/>
                 <w:szCs w:val="24"/>
               </w:rPr>
-              <w:t>${dn}</w:t>
+              <w:t>${</w:t>
+            </w:r>
+            <w:proofErr w:type="spellStart"/>
+            <w:r>
+              <w:rPr>
+                <w:rFonts w:ascii="Times New Roman" w:hAnsi="Times New Roman" w:cs="Times New Roman"/>
+                <w:sz w:val="24"/>
+                <w:szCs w:val="24"/>
+              </w:rPr>
+              <w:t>dn</w:t>
+            </w:r>
+            <w:proofErr w:type="spellEnd"/>
+            <w:r>
+              <w:rPr>
+                <w:rFonts w:ascii="Times New Roman" w:hAnsi="Times New Roman" w:cs="Times New Roman"/>
+                <w:sz w:val="24"/>
+                <w:szCs w:val="24"/>
+              </w:rPr>
+              <w:t>}</w:t>
             </w:r>
           </w:p>
         </w:tc>
@@ -923,7 +1017,25 @@
                 <w:sz w:val="24"/>
                 <w:szCs w:val="24"/>
               </w:rPr>
-              <w:t>${qty}</w:t>
+              <w:t>${</w:t>
+            </w:r>
+            <w:proofErr w:type="spellStart"/>
+            <w:r>
+              <w:rPr>
+                <w:rFonts w:ascii="Times New Roman" w:hAnsi="Times New Roman" w:cs="Times New Roman"/>
+                <w:sz w:val="24"/>
+                <w:szCs w:val="24"/>
+              </w:rPr>
+              <w:t>qty</w:t>
+            </w:r>
+            <w:proofErr w:type="spellEnd"/>
+            <w:r>
+              <w:rPr>
+                <w:rFonts w:ascii="Times New Roman" w:hAnsi="Times New Roman" w:cs="Times New Roman"/>
+                <w:sz w:val="24"/>
+                <w:szCs w:val="24"/>
+              </w:rPr>
+              <w:t>}</w:t>
             </w:r>
           </w:p>
         </w:tc>
@@ -949,7 +1061,25 @@
                 <w:sz w:val="24"/>
                 <w:szCs w:val="24"/>
               </w:rPr>
-              <w:t>${dnote}</w:t>
+              <w:t>${</w:t>
+            </w:r>
+            <w:proofErr w:type="spellStart"/>
+            <w:r>
+              <w:rPr>
+                <w:rFonts w:ascii="Times New Roman" w:hAnsi="Times New Roman" w:cs="Times New Roman"/>
+                <w:sz w:val="24"/>
+                <w:szCs w:val="24"/>
+              </w:rPr>
+              <w:t>dnote</w:t>
+            </w:r>
+            <w:proofErr w:type="spellEnd"/>
+            <w:r>
+              <w:rPr>
+                <w:rFonts w:ascii="Times New Roman" w:hAnsi="Times New Roman" w:cs="Times New Roman"/>
+                <w:sz w:val="24"/>
+                <w:szCs w:val="24"/>
+              </w:rPr>
+              <w:t>}</w:t>
             </w:r>
           </w:p>
         </w:tc>
@@ -962,20 +1092,219 @@
           <w:ilvl w:val="0"/>
           <w:numId w:val="3"/>
         </w:numPr>
-        <w:jc w:val="both"/>
-        <w:rPr>
-          <w:rFonts w:ascii="Times New Roman" w:hAnsi="Times New Roman" w:cs="Times New Roman"/>
-          <w:sz w:val="24"/>
-          <w:szCs w:val="24"/>
-        </w:rPr>
-      </w:pPr>
-      <w:r>
-        <w:rPr>
-          <w:rFonts w:ascii="Times New Roman" w:hAnsi="Times New Roman" w:cs="Times New Roman"/>
-          <w:sz w:val="24"/>
-          <w:szCs w:val="24"/>
-        </w:rPr>
-        <w:t>Thời gian hoàn thành lắp đặt và đưa vào sử dụng:…./……/2025</w:t>
+        <w:rPr>
+          <w:rFonts w:ascii="Times New Roman" w:hAnsi="Times New Roman" w:cs="Times New Roman"/>
+          <w:sz w:val="24"/>
+          <w:szCs w:val="24"/>
+        </w:rPr>
+      </w:pPr>
+      <w:proofErr w:type="spellStart"/>
+      <w:r>
+        <w:rPr>
+          <w:rFonts w:ascii="Times New Roman" w:hAnsi="Times New Roman" w:cs="Times New Roman"/>
+          <w:sz w:val="24"/>
+          <w:szCs w:val="24"/>
+        </w:rPr>
+        <w:t>Thời</w:t>
+      </w:r>
+      <w:proofErr w:type="spellEnd"/>
+      <w:r>
+        <w:rPr>
+          <w:rFonts w:ascii="Times New Roman" w:hAnsi="Times New Roman" w:cs="Times New Roman"/>
+          <w:sz w:val="24"/>
+          <w:szCs w:val="24"/>
+        </w:rPr>
+        <w:t xml:space="preserve"> </w:t>
+      </w:r>
+      <w:proofErr w:type="spellStart"/>
+      <w:r>
+        <w:rPr>
+          <w:rFonts w:ascii="Times New Roman" w:hAnsi="Times New Roman" w:cs="Times New Roman"/>
+          <w:sz w:val="24"/>
+          <w:szCs w:val="24"/>
+        </w:rPr>
+        <w:t>gian</w:t>
+      </w:r>
+      <w:proofErr w:type="spellEnd"/>
+      <w:r>
+        <w:rPr>
+          <w:rFonts w:ascii="Times New Roman" w:hAnsi="Times New Roman" w:cs="Times New Roman"/>
+          <w:sz w:val="24"/>
+          <w:szCs w:val="24"/>
+        </w:rPr>
+        <w:t xml:space="preserve"> </w:t>
+      </w:r>
+      <w:proofErr w:type="spellStart"/>
+      <w:r>
+        <w:rPr>
+          <w:rFonts w:ascii="Times New Roman" w:hAnsi="Times New Roman" w:cs="Times New Roman"/>
+          <w:sz w:val="24"/>
+          <w:szCs w:val="24"/>
+        </w:rPr>
+        <w:t>hoàn</w:t>
+      </w:r>
+      <w:proofErr w:type="spellEnd"/>
+      <w:r>
+        <w:rPr>
+          <w:rFonts w:ascii="Times New Roman" w:hAnsi="Times New Roman" w:cs="Times New Roman"/>
+          <w:sz w:val="24"/>
+          <w:szCs w:val="24"/>
+        </w:rPr>
+        <w:t xml:space="preserve"> </w:t>
+      </w:r>
+      <w:proofErr w:type="spellStart"/>
+      <w:r>
+        <w:rPr>
+          <w:rFonts w:ascii="Times New Roman" w:hAnsi="Times New Roman" w:cs="Times New Roman"/>
+          <w:sz w:val="24"/>
+          <w:szCs w:val="24"/>
+        </w:rPr>
+        <w:t>thành</w:t>
+      </w:r>
+      <w:proofErr w:type="spellEnd"/>
+      <w:r>
+        <w:rPr>
+          <w:rFonts w:ascii="Times New Roman" w:hAnsi="Times New Roman" w:cs="Times New Roman"/>
+          <w:sz w:val="24"/>
+          <w:szCs w:val="24"/>
+        </w:rPr>
+        <w:t xml:space="preserve"> </w:t>
+      </w:r>
+      <w:proofErr w:type="spellStart"/>
+      <w:r>
+        <w:rPr>
+          <w:rFonts w:ascii="Times New Roman" w:hAnsi="Times New Roman" w:cs="Times New Roman"/>
+          <w:sz w:val="24"/>
+          <w:szCs w:val="24"/>
+        </w:rPr>
+        <w:t>lắp</w:t>
+      </w:r>
+      <w:proofErr w:type="spellEnd"/>
+      <w:r>
+        <w:rPr>
+          <w:rFonts w:ascii="Times New Roman" w:hAnsi="Times New Roman" w:cs="Times New Roman"/>
+          <w:sz w:val="24"/>
+          <w:szCs w:val="24"/>
+        </w:rPr>
+        <w:t xml:space="preserve"> </w:t>
+      </w:r>
+      <w:proofErr w:type="spellStart"/>
+      <w:r>
+        <w:rPr>
+          <w:rFonts w:ascii="Times New Roman" w:hAnsi="Times New Roman" w:cs="Times New Roman"/>
+          <w:sz w:val="24"/>
+          <w:szCs w:val="24"/>
+        </w:rPr>
+        <w:t>đặt</w:t>
+      </w:r>
+      <w:proofErr w:type="spellEnd"/>
+      <w:r>
+        <w:rPr>
+          <w:rFonts w:ascii="Times New Roman" w:hAnsi="Times New Roman" w:cs="Times New Roman"/>
+          <w:sz w:val="24"/>
+          <w:szCs w:val="24"/>
+        </w:rPr>
+        <w:t xml:space="preserve"> </w:t>
+      </w:r>
+      <w:proofErr w:type="spellStart"/>
+      <w:r>
+        <w:rPr>
+          <w:rFonts w:ascii="Times New Roman" w:hAnsi="Times New Roman" w:cs="Times New Roman"/>
+          <w:sz w:val="24"/>
+          <w:szCs w:val="24"/>
+        </w:rPr>
+        <w:t>và</w:t>
+      </w:r>
+      <w:proofErr w:type="spellEnd"/>
+      <w:r>
+        <w:rPr>
+          <w:rFonts w:ascii="Times New Roman" w:hAnsi="Times New Roman" w:cs="Times New Roman"/>
+          <w:sz w:val="24"/>
+          <w:szCs w:val="24"/>
+        </w:rPr>
+        <w:t xml:space="preserve"> </w:t>
+      </w:r>
+      <w:proofErr w:type="spellStart"/>
+      <w:r>
+        <w:rPr>
+          <w:rFonts w:ascii="Times New Roman" w:hAnsi="Times New Roman" w:cs="Times New Roman"/>
+          <w:sz w:val="24"/>
+          <w:szCs w:val="24"/>
+        </w:rPr>
+        <w:t>đưa</w:t>
+      </w:r>
+      <w:proofErr w:type="spellEnd"/>
+      <w:r>
+        <w:rPr>
+          <w:rFonts w:ascii="Times New Roman" w:hAnsi="Times New Roman" w:cs="Times New Roman"/>
+          <w:sz w:val="24"/>
+          <w:szCs w:val="24"/>
+        </w:rPr>
+        <w:t xml:space="preserve"> </w:t>
+      </w:r>
+      <w:proofErr w:type="spellStart"/>
+      <w:r>
+        <w:rPr>
+          <w:rFonts w:ascii="Times New Roman" w:hAnsi="Times New Roman" w:cs="Times New Roman"/>
+          <w:sz w:val="24"/>
+          <w:szCs w:val="24"/>
+        </w:rPr>
+        <w:t>vào</w:t>
+      </w:r>
+      <w:proofErr w:type="spellEnd"/>
+      <w:r>
+        <w:rPr>
+          <w:rFonts w:ascii="Times New Roman" w:hAnsi="Times New Roman" w:cs="Times New Roman"/>
+          <w:sz w:val="24"/>
+          <w:szCs w:val="24"/>
+        </w:rPr>
+        <w:t xml:space="preserve"> </w:t>
+      </w:r>
+      <w:proofErr w:type="spellStart"/>
+      <w:r>
+        <w:rPr>
+          <w:rFonts w:ascii="Times New Roman" w:hAnsi="Times New Roman" w:cs="Times New Roman"/>
+          <w:sz w:val="24"/>
+          <w:szCs w:val="24"/>
+        </w:rPr>
+        <w:t>sử</w:t>
+      </w:r>
+      <w:proofErr w:type="spellEnd"/>
+      <w:r>
+        <w:rPr>
+          <w:rFonts w:ascii="Times New Roman" w:hAnsi="Times New Roman" w:cs="Times New Roman"/>
+          <w:sz w:val="24"/>
+          <w:szCs w:val="24"/>
+        </w:rPr>
+        <w:t xml:space="preserve"> </w:t>
+      </w:r>
+      <w:proofErr w:type="spellStart"/>
+      <w:proofErr w:type="gramStart"/>
+      <w:r>
+        <w:rPr>
+          <w:rFonts w:ascii="Times New Roman" w:hAnsi="Times New Roman" w:cs="Times New Roman"/>
+          <w:sz w:val="24"/>
+          <w:szCs w:val="24"/>
+        </w:rPr>
+        <w:t>dụng</w:t>
+      </w:r>
+      <w:proofErr w:type="spellEnd"/>
+      <w:r>
+        <w:rPr>
+          <w:rFonts w:ascii="Times New Roman" w:hAnsi="Times New Roman" w:cs="Times New Roman"/>
+          <w:sz w:val="24"/>
+          <w:szCs w:val="24"/>
+        </w:rPr>
+        <w:t>:…</w:t>
+      </w:r>
+      <w:proofErr w:type="gramEnd"/>
+      <w:r>
+        <w:rPr>
+          <w:rFonts w:ascii="Times New Roman" w:hAnsi="Times New Roman" w:cs="Times New Roman"/>
+          <w:sz w:val="24"/>
+          <w:szCs w:val="24"/>
+        </w:rPr>
+        <w:t>./……/2025</w:t>
       </w:r>
     </w:p>
     <w:p>
@@ -986,20 +1315,101 @@
           <w:numId w:val="3"/>
         </w:numPr>
         <w:ind w:left="1134" w:firstLine="0"/>
-        <w:jc w:val="both"/>
-        <w:rPr>
-          <w:rFonts w:ascii="Times New Roman" w:hAnsi="Times New Roman" w:cs="Times New Roman"/>
-          <w:sz w:val="24"/>
-          <w:szCs w:val="24"/>
-        </w:rPr>
-      </w:pPr>
-      <w:r>
-        <w:rPr>
-          <w:rFonts w:ascii="Times New Roman" w:hAnsi="Times New Roman" w:cs="Times New Roman"/>
-          <w:sz w:val="24"/>
-          <w:szCs w:val="24"/>
-        </w:rPr>
-        <w:t>Tình trạng thiết bị:………………………………………………………………………………………………………………………….</w:t>
+        <w:rPr>
+          <w:rFonts w:ascii="Times New Roman" w:hAnsi="Times New Roman" w:cs="Times New Roman"/>
+          <w:sz w:val="24"/>
+          <w:szCs w:val="24"/>
+        </w:rPr>
+      </w:pPr>
+      <w:r>
+        <w:rPr>
+          <w:rFonts w:ascii="Times New Roman" w:hAnsi="Times New Roman" w:cs="Times New Roman"/>
+          <w:sz w:val="24"/>
+          <w:szCs w:val="24"/>
+        </w:rPr>
+        <w:t xml:space="preserve"> </w:t>
+      </w:r>
+      <w:proofErr w:type="spellStart"/>
+      <w:r>
+        <w:rPr>
+          <w:rFonts w:ascii="Times New Roman" w:hAnsi="Times New Roman" w:cs="Times New Roman"/>
+          <w:sz w:val="24"/>
+          <w:szCs w:val="24"/>
+        </w:rPr>
+        <w:t>Tình</w:t>
+      </w:r>
+      <w:proofErr w:type="spellEnd"/>
+      <w:r>
+        <w:rPr>
+          <w:rFonts w:ascii="Times New Roman" w:hAnsi="Times New Roman" w:cs="Times New Roman"/>
+          <w:sz w:val="24"/>
+          <w:szCs w:val="24"/>
+        </w:rPr>
+        <w:t xml:space="preserve"> </w:t>
+      </w:r>
+      <w:proofErr w:type="spellStart"/>
+      <w:r>
+        <w:rPr>
+          <w:rFonts w:ascii="Times New Roman" w:hAnsi="Times New Roman" w:cs="Times New Roman"/>
+          <w:sz w:val="24"/>
+          <w:szCs w:val="24"/>
+        </w:rPr>
+        <w:t>trạng</w:t>
+      </w:r>
+      <w:proofErr w:type="spellEnd"/>
+      <w:r>
+        <w:rPr>
+          <w:rFonts w:ascii="Times New Roman" w:hAnsi="Times New Roman" w:cs="Times New Roman"/>
+          <w:sz w:val="24"/>
+          <w:szCs w:val="24"/>
+        </w:rPr>
+        <w:t xml:space="preserve"> </w:t>
+      </w:r>
+      <w:proofErr w:type="spellStart"/>
+      <w:r>
+        <w:rPr>
+          <w:rFonts w:ascii="Times New Roman" w:hAnsi="Times New Roman" w:cs="Times New Roman"/>
+          <w:sz w:val="24"/>
+          <w:szCs w:val="24"/>
+        </w:rPr>
+        <w:t>thiết</w:t>
+      </w:r>
+      <w:proofErr w:type="spellEnd"/>
+      <w:r>
+        <w:rPr>
+          <w:rFonts w:ascii="Times New Roman" w:hAnsi="Times New Roman" w:cs="Times New Roman"/>
+          <w:sz w:val="24"/>
+          <w:szCs w:val="24"/>
+        </w:rPr>
+        <w:t xml:space="preserve"> </w:t>
+      </w:r>
+      <w:proofErr w:type="spellStart"/>
+      <w:proofErr w:type="gramStart"/>
+      <w:r>
+        <w:rPr>
+          <w:rFonts w:ascii="Times New Roman" w:hAnsi="Times New Roman" w:cs="Times New Roman"/>
+          <w:sz w:val="24"/>
+          <w:szCs w:val="24"/>
+        </w:rPr>
+        <w:t>bị</w:t>
+      </w:r>
+      <w:proofErr w:type="spellEnd"/>
+      <w:r>
+        <w:rPr>
+          <w:rFonts w:ascii="Times New Roman" w:hAnsi="Times New Roman" w:cs="Times New Roman"/>
+          <w:sz w:val="24"/>
+          <w:szCs w:val="24"/>
+        </w:rPr>
+        <w:t>:…</w:t>
+      </w:r>
+      <w:proofErr w:type="gramEnd"/>
+      <w:r>
+        <w:rPr>
+          <w:rFonts w:ascii="Times New Roman" w:hAnsi="Times New Roman" w:cs="Times New Roman"/>
+          <w:sz w:val="24"/>
+          <w:szCs w:val="24"/>
+        </w:rPr>
+        <w:t>……………………………………………………………………………………………………………………….</w:t>
       </w:r>
     </w:p>
     <w:p>
@@ -1010,20 +1420,118 @@
           <w:numId w:val="3"/>
         </w:numPr>
         <w:ind w:left="1134" w:firstLine="0"/>
-        <w:jc w:val="both"/>
-        <w:rPr>
-          <w:rFonts w:ascii="Times New Roman" w:hAnsi="Times New Roman" w:cs="Times New Roman"/>
-          <w:sz w:val="24"/>
-          <w:szCs w:val="24"/>
-        </w:rPr>
-      </w:pPr>
-      <w:r>
-        <w:rPr>
-          <w:rFonts w:ascii="Times New Roman" w:hAnsi="Times New Roman" w:cs="Times New Roman"/>
-          <w:sz w:val="24"/>
-          <w:szCs w:val="24"/>
-        </w:rPr>
-        <w:t>Xác nhận hiện trạng xung quan</w:t>
+        <w:rPr>
+          <w:rFonts w:ascii="Times New Roman" w:hAnsi="Times New Roman" w:cs="Times New Roman"/>
+          <w:sz w:val="24"/>
+          <w:szCs w:val="24"/>
+        </w:rPr>
+      </w:pPr>
+      <w:r>
+        <w:rPr>
+          <w:rFonts w:ascii="Times New Roman" w:hAnsi="Times New Roman" w:cs="Times New Roman"/>
+          <w:sz w:val="24"/>
+          <w:szCs w:val="24"/>
+        </w:rPr>
+        <w:t xml:space="preserve"> </w:t>
+      </w:r>
+      <w:proofErr w:type="spellStart"/>
+      <w:r>
+        <w:rPr>
+          <w:rFonts w:ascii="Times New Roman" w:hAnsi="Times New Roman" w:cs="Times New Roman"/>
+          <w:sz w:val="24"/>
+          <w:szCs w:val="24"/>
+        </w:rPr>
+        <w:t>Xác</w:t>
+      </w:r>
+      <w:proofErr w:type="spellEnd"/>
+      <w:r>
+        <w:rPr>
+          <w:rFonts w:ascii="Times New Roman" w:hAnsi="Times New Roman" w:cs="Times New Roman"/>
+          <w:sz w:val="24"/>
+          <w:szCs w:val="24"/>
+        </w:rPr>
+        <w:t xml:space="preserve"> </w:t>
+      </w:r>
+      <w:proofErr w:type="spellStart"/>
+      <w:r>
+        <w:rPr>
+          <w:rFonts w:ascii="Times New Roman" w:hAnsi="Times New Roman" w:cs="Times New Roman"/>
+          <w:sz w:val="24"/>
+          <w:szCs w:val="24"/>
+        </w:rPr>
+        <w:t>nhận</w:t>
+      </w:r>
+      <w:proofErr w:type="spellEnd"/>
+      <w:r>
+        <w:rPr>
+          <w:rFonts w:ascii="Times New Roman" w:hAnsi="Times New Roman" w:cs="Times New Roman"/>
+          <w:sz w:val="24"/>
+          <w:szCs w:val="24"/>
+        </w:rPr>
+        <w:t xml:space="preserve"> </w:t>
+      </w:r>
+      <w:proofErr w:type="spellStart"/>
+      <w:r>
+        <w:rPr>
+          <w:rFonts w:ascii="Times New Roman" w:hAnsi="Times New Roman" w:cs="Times New Roman"/>
+          <w:sz w:val="24"/>
+          <w:szCs w:val="24"/>
+        </w:rPr>
+        <w:t>hiện</w:t>
+      </w:r>
+      <w:proofErr w:type="spellEnd"/>
+      <w:r>
+        <w:rPr>
+          <w:rFonts w:ascii="Times New Roman" w:hAnsi="Times New Roman" w:cs="Times New Roman"/>
+          <w:sz w:val="24"/>
+          <w:szCs w:val="24"/>
+        </w:rPr>
+        <w:t xml:space="preserve"> </w:t>
+      </w:r>
+      <w:proofErr w:type="spellStart"/>
+      <w:r>
+        <w:rPr>
+          <w:rFonts w:ascii="Times New Roman" w:hAnsi="Times New Roman" w:cs="Times New Roman"/>
+          <w:sz w:val="24"/>
+          <w:szCs w:val="24"/>
+        </w:rPr>
+        <w:t>trạng</w:t>
+      </w:r>
+      <w:proofErr w:type="spellEnd"/>
+      <w:r>
+        <w:rPr>
+          <w:rFonts w:ascii="Times New Roman" w:hAnsi="Times New Roman" w:cs="Times New Roman"/>
+          <w:sz w:val="24"/>
+          <w:szCs w:val="24"/>
+        </w:rPr>
+        <w:t xml:space="preserve"> </w:t>
+      </w:r>
+      <w:proofErr w:type="spellStart"/>
+      <w:r>
+        <w:rPr>
+          <w:rFonts w:ascii="Times New Roman" w:hAnsi="Times New Roman" w:cs="Times New Roman"/>
+          <w:sz w:val="24"/>
+          <w:szCs w:val="24"/>
+        </w:rPr>
+        <w:t>xung</w:t>
+      </w:r>
+      <w:proofErr w:type="spellEnd"/>
+      <w:r>
+        <w:rPr>
+          <w:rFonts w:ascii="Times New Roman" w:hAnsi="Times New Roman" w:cs="Times New Roman"/>
+          <w:sz w:val="24"/>
+          <w:szCs w:val="24"/>
+        </w:rPr>
+        <w:t xml:space="preserve"> </w:t>
+      </w:r>
+      <w:proofErr w:type="spellStart"/>
+      <w:r>
+        <w:rPr>
+          <w:rFonts w:ascii="Times New Roman" w:hAnsi="Times New Roman" w:cs="Times New Roman"/>
+          <w:sz w:val="24"/>
+          <w:szCs w:val="24"/>
+        </w:rPr>
+        <w:t>quan</w:t>
       </w:r>
       <w:r>
         <w:rPr>
@@ -1033,14 +1541,97 @@
         </w:rPr>
         <w:t>h</w:t>
       </w:r>
-      <w:r>
-        <w:rPr>
-          <w:rFonts w:ascii="Times New Roman" w:hAnsi="Times New Roman" w:cs="Times New Roman"/>
-          <w:sz w:val="24"/>
-          <w:szCs w:val="24"/>
-        </w:rPr>
-        <w:t xml:space="preserve"> vị trí lắp: Bình thường</w:t>
-      </w:r>
+      <w:proofErr w:type="spellEnd"/>
+      <w:r>
+        <w:rPr>
+          <w:rFonts w:ascii="Times New Roman" w:hAnsi="Times New Roman" w:cs="Times New Roman"/>
+          <w:sz w:val="24"/>
+          <w:szCs w:val="24"/>
+        </w:rPr>
+        <w:t xml:space="preserve"> </w:t>
+      </w:r>
+      <w:proofErr w:type="spellStart"/>
+      <w:r>
+        <w:rPr>
+          <w:rFonts w:ascii="Times New Roman" w:hAnsi="Times New Roman" w:cs="Times New Roman"/>
+          <w:sz w:val="24"/>
+          <w:szCs w:val="24"/>
+        </w:rPr>
+        <w:t>vị</w:t>
+      </w:r>
+      <w:proofErr w:type="spellEnd"/>
+      <w:r>
+        <w:rPr>
+          <w:rFonts w:ascii="Times New Roman" w:hAnsi="Times New Roman" w:cs="Times New Roman"/>
+          <w:sz w:val="24"/>
+          <w:szCs w:val="24"/>
+        </w:rPr>
+        <w:t xml:space="preserve"> </w:t>
+      </w:r>
+      <w:proofErr w:type="spellStart"/>
+      <w:r>
+        <w:rPr>
+          <w:rFonts w:ascii="Times New Roman" w:hAnsi="Times New Roman" w:cs="Times New Roman"/>
+          <w:sz w:val="24"/>
+          <w:szCs w:val="24"/>
+        </w:rPr>
+        <w:t>trí</w:t>
+      </w:r>
+      <w:proofErr w:type="spellEnd"/>
+      <w:r>
+        <w:rPr>
+          <w:rFonts w:ascii="Times New Roman" w:hAnsi="Times New Roman" w:cs="Times New Roman"/>
+          <w:sz w:val="24"/>
+          <w:szCs w:val="24"/>
+        </w:rPr>
+        <w:t xml:space="preserve"> </w:t>
+      </w:r>
+      <w:proofErr w:type="spellStart"/>
+      <w:r>
+        <w:rPr>
+          <w:rFonts w:ascii="Times New Roman" w:hAnsi="Times New Roman" w:cs="Times New Roman"/>
+          <w:sz w:val="24"/>
+          <w:szCs w:val="24"/>
+        </w:rPr>
+        <w:t>lắp</w:t>
+      </w:r>
+      <w:proofErr w:type="spellEnd"/>
+      <w:r>
+        <w:rPr>
+          <w:rFonts w:ascii="Times New Roman" w:hAnsi="Times New Roman" w:cs="Times New Roman"/>
+          <w:sz w:val="24"/>
+          <w:szCs w:val="24"/>
+        </w:rPr>
+        <w:t xml:space="preserve">: </w:t>
+      </w:r>
+      <w:proofErr w:type="spellStart"/>
+      <w:r>
+        <w:rPr>
+          <w:rFonts w:ascii="Times New Roman" w:hAnsi="Times New Roman" w:cs="Times New Roman"/>
+          <w:sz w:val="24"/>
+          <w:szCs w:val="24"/>
+        </w:rPr>
+        <w:t>Bình</w:t>
+      </w:r>
+      <w:proofErr w:type="spellEnd"/>
+      <w:r>
+        <w:rPr>
+          <w:rFonts w:ascii="Times New Roman" w:hAnsi="Times New Roman" w:cs="Times New Roman"/>
+          <w:sz w:val="24"/>
+          <w:szCs w:val="24"/>
+        </w:rPr>
+        <w:t xml:space="preserve"> </w:t>
+      </w:r>
+      <w:proofErr w:type="spellStart"/>
+      <w:r>
+        <w:rPr>
+          <w:rFonts w:ascii="Times New Roman" w:hAnsi="Times New Roman" w:cs="Times New Roman"/>
+          <w:sz w:val="24"/>
+          <w:szCs w:val="24"/>
+        </w:rPr>
+        <w:t>thường</w:t>
+      </w:r>
+      <w:proofErr w:type="spellEnd"/>
     </w:p>
     <w:p>
       <w:pPr>
@@ -1050,21 +1641,210 @@
           <w:numId w:val="3"/>
         </w:numPr>
         <w:ind w:left="1134" w:firstLine="0"/>
-        <w:jc w:val="both"/>
-        <w:rPr>
-          <w:rFonts w:ascii="Times New Roman" w:hAnsi="Times New Roman" w:cs="Times New Roman"/>
-          <w:sz w:val="24"/>
-          <w:szCs w:val="24"/>
-        </w:rPr>
-      </w:pPr>
-      <w:r>
-        <w:rPr>
-          <w:rFonts w:ascii="Times New Roman" w:hAnsi="Times New Roman" w:cs="Times New Roman"/>
-          <w:sz w:val="24"/>
-          <w:szCs w:val="24"/>
-        </w:rPr>
-        <w:t>Xác nhận đạt tiêu chuẩn kỹ thuật, an toàn điện: Đảm bảo</w:t>
-      </w:r>
+        <w:rPr>
+          <w:rFonts w:ascii="Times New Roman" w:hAnsi="Times New Roman" w:cs="Times New Roman"/>
+          <w:sz w:val="24"/>
+          <w:szCs w:val="24"/>
+        </w:rPr>
+      </w:pPr>
+      <w:r>
+        <w:rPr>
+          <w:rFonts w:ascii="Times New Roman" w:hAnsi="Times New Roman" w:cs="Times New Roman"/>
+          <w:sz w:val="24"/>
+          <w:szCs w:val="24"/>
+        </w:rPr>
+        <w:t xml:space="preserve"> </w:t>
+      </w:r>
+      <w:proofErr w:type="spellStart"/>
+      <w:r>
+        <w:rPr>
+          <w:rFonts w:ascii="Times New Roman" w:hAnsi="Times New Roman" w:cs="Times New Roman"/>
+          <w:sz w:val="24"/>
+          <w:szCs w:val="24"/>
+        </w:rPr>
+        <w:t>Xác</w:t>
+      </w:r>
+      <w:proofErr w:type="spellEnd"/>
+      <w:r>
+        <w:rPr>
+          <w:rFonts w:ascii="Times New Roman" w:hAnsi="Times New Roman" w:cs="Times New Roman"/>
+          <w:sz w:val="24"/>
+          <w:szCs w:val="24"/>
+        </w:rPr>
+        <w:t xml:space="preserve"> </w:t>
+      </w:r>
+      <w:proofErr w:type="spellStart"/>
+      <w:r>
+        <w:rPr>
+          <w:rFonts w:ascii="Times New Roman" w:hAnsi="Times New Roman" w:cs="Times New Roman"/>
+          <w:sz w:val="24"/>
+          <w:szCs w:val="24"/>
+        </w:rPr>
+        <w:t>nhận</w:t>
+      </w:r>
+      <w:proofErr w:type="spellEnd"/>
+      <w:r>
+        <w:rPr>
+          <w:rFonts w:ascii="Times New Roman" w:hAnsi="Times New Roman" w:cs="Times New Roman"/>
+          <w:sz w:val="24"/>
+          <w:szCs w:val="24"/>
+        </w:rPr>
+        <w:t xml:space="preserve"> </w:t>
+      </w:r>
+      <w:proofErr w:type="spellStart"/>
+      <w:r>
+        <w:rPr>
+          <w:rFonts w:ascii="Times New Roman" w:hAnsi="Times New Roman" w:cs="Times New Roman"/>
+          <w:sz w:val="24"/>
+          <w:szCs w:val="24"/>
+        </w:rPr>
+        <w:t>đạt</w:t>
+      </w:r>
+      <w:proofErr w:type="spellEnd"/>
+      <w:r>
+        <w:rPr>
+          <w:rFonts w:ascii="Times New Roman" w:hAnsi="Times New Roman" w:cs="Times New Roman"/>
+          <w:sz w:val="24"/>
+          <w:szCs w:val="24"/>
+        </w:rPr>
+        <w:t xml:space="preserve"> </w:t>
+      </w:r>
+      <w:proofErr w:type="spellStart"/>
+      <w:r>
+        <w:rPr>
+          <w:rFonts w:ascii="Times New Roman" w:hAnsi="Times New Roman" w:cs="Times New Roman"/>
+          <w:sz w:val="24"/>
+          <w:szCs w:val="24"/>
+        </w:rPr>
+        <w:t>tiêu</w:t>
+      </w:r>
+      <w:proofErr w:type="spellEnd"/>
+      <w:r>
+        <w:rPr>
+          <w:rFonts w:ascii="Times New Roman" w:hAnsi="Times New Roman" w:cs="Times New Roman"/>
+          <w:sz w:val="24"/>
+          <w:szCs w:val="24"/>
+        </w:rPr>
+        <w:t xml:space="preserve"> </w:t>
+      </w:r>
+      <w:proofErr w:type="spellStart"/>
+      <w:r>
+        <w:rPr>
+          <w:rFonts w:ascii="Times New Roman" w:hAnsi="Times New Roman" w:cs="Times New Roman"/>
+          <w:sz w:val="24"/>
+          <w:szCs w:val="24"/>
+        </w:rPr>
+        <w:t>chuẩn</w:t>
+      </w:r>
+      <w:proofErr w:type="spellEnd"/>
+      <w:r>
+        <w:rPr>
+          <w:rFonts w:ascii="Times New Roman" w:hAnsi="Times New Roman" w:cs="Times New Roman"/>
+          <w:sz w:val="24"/>
+          <w:szCs w:val="24"/>
+        </w:rPr>
+        <w:t xml:space="preserve"> </w:t>
+      </w:r>
+      <w:proofErr w:type="spellStart"/>
+      <w:r>
+        <w:rPr>
+          <w:rFonts w:ascii="Times New Roman" w:hAnsi="Times New Roman" w:cs="Times New Roman"/>
+          <w:sz w:val="24"/>
+          <w:szCs w:val="24"/>
+        </w:rPr>
+        <w:t>kỹ</w:t>
+      </w:r>
+      <w:proofErr w:type="spellEnd"/>
+      <w:r>
+        <w:rPr>
+          <w:rFonts w:ascii="Times New Roman" w:hAnsi="Times New Roman" w:cs="Times New Roman"/>
+          <w:sz w:val="24"/>
+          <w:szCs w:val="24"/>
+        </w:rPr>
+        <w:t xml:space="preserve"> </w:t>
+      </w:r>
+      <w:proofErr w:type="spellStart"/>
+      <w:r>
+        <w:rPr>
+          <w:rFonts w:ascii="Times New Roman" w:hAnsi="Times New Roman" w:cs="Times New Roman"/>
+          <w:sz w:val="24"/>
+          <w:szCs w:val="24"/>
+        </w:rPr>
+        <w:t>thuật</w:t>
+      </w:r>
+      <w:proofErr w:type="spellEnd"/>
+      <w:r>
+        <w:rPr>
+          <w:rFonts w:ascii="Times New Roman" w:hAnsi="Times New Roman" w:cs="Times New Roman"/>
+          <w:sz w:val="24"/>
+          <w:szCs w:val="24"/>
+        </w:rPr>
+        <w:t xml:space="preserve">, an </w:t>
+      </w:r>
+      <w:proofErr w:type="spellStart"/>
+      <w:r>
+        <w:rPr>
+          <w:rFonts w:ascii="Times New Roman" w:hAnsi="Times New Roman" w:cs="Times New Roman"/>
+          <w:sz w:val="24"/>
+          <w:szCs w:val="24"/>
+        </w:rPr>
+        <w:t>toàn</w:t>
+      </w:r>
+      <w:proofErr w:type="spellEnd"/>
+      <w:r>
+        <w:rPr>
+          <w:rFonts w:ascii="Times New Roman" w:hAnsi="Times New Roman" w:cs="Times New Roman"/>
+          <w:sz w:val="24"/>
+          <w:szCs w:val="24"/>
+        </w:rPr>
+        <w:t xml:space="preserve"> </w:t>
+      </w:r>
+      <w:proofErr w:type="spellStart"/>
+      <w:r>
+        <w:rPr>
+          <w:rFonts w:ascii="Times New Roman" w:hAnsi="Times New Roman" w:cs="Times New Roman"/>
+          <w:sz w:val="24"/>
+          <w:szCs w:val="24"/>
+        </w:rPr>
+        <w:t>điện</w:t>
+      </w:r>
+      <w:proofErr w:type="spellEnd"/>
+      <w:r>
+        <w:rPr>
+          <w:rFonts w:ascii="Times New Roman" w:hAnsi="Times New Roman" w:cs="Times New Roman"/>
+          <w:sz w:val="24"/>
+          <w:szCs w:val="24"/>
+        </w:rPr>
+        <w:t xml:space="preserve">: </w:t>
+      </w:r>
+      <w:proofErr w:type="spellStart"/>
+      <w:r>
+        <w:rPr>
+          <w:rFonts w:ascii="Times New Roman" w:hAnsi="Times New Roman" w:cs="Times New Roman"/>
+          <w:sz w:val="24"/>
+          <w:szCs w:val="24"/>
+        </w:rPr>
+        <w:t>Đảm</w:t>
+      </w:r>
+      <w:proofErr w:type="spellEnd"/>
+      <w:r>
+        <w:rPr>
+          <w:rFonts w:ascii="Times New Roman" w:hAnsi="Times New Roman" w:cs="Times New Roman"/>
+          <w:sz w:val="24"/>
+          <w:szCs w:val="24"/>
+        </w:rPr>
+        <w:t xml:space="preserve"> </w:t>
+      </w:r>
+      <w:proofErr w:type="spellStart"/>
+      <w:r>
+        <w:rPr>
+          <w:rFonts w:ascii="Times New Roman" w:hAnsi="Times New Roman" w:cs="Times New Roman"/>
+          <w:sz w:val="24"/>
+          <w:szCs w:val="24"/>
+        </w:rPr>
+        <w:t>bảo</w:t>
+      </w:r>
+      <w:proofErr w:type="spellEnd"/>
     </w:p>
     <w:p>
       <w:pPr>
@@ -1074,20 +1854,111 @@
           <w:numId w:val="3"/>
         </w:numPr>
         <w:ind w:left="1134" w:firstLine="0"/>
-        <w:jc w:val="both"/>
-        <w:rPr>
-          <w:rFonts w:ascii="Times New Roman" w:hAnsi="Times New Roman" w:cs="Times New Roman"/>
-          <w:sz w:val="24"/>
-          <w:szCs w:val="24"/>
-        </w:rPr>
-      </w:pPr>
-      <w:r>
-        <w:rPr>
-          <w:rFonts w:ascii="Times New Roman" w:hAnsi="Times New Roman" w:cs="Times New Roman"/>
-          <w:sz w:val="24"/>
-          <w:szCs w:val="24"/>
-        </w:rPr>
-        <w:t>Thông tin liên hệ bên nhận:…………………………………………………………………………………………………………………</w:t>
+        <w:rPr>
+          <w:rFonts w:ascii="Times New Roman" w:hAnsi="Times New Roman" w:cs="Times New Roman"/>
+          <w:sz w:val="24"/>
+          <w:szCs w:val="24"/>
+        </w:rPr>
+      </w:pPr>
+      <w:r>
+        <w:rPr>
+          <w:rFonts w:ascii="Times New Roman" w:hAnsi="Times New Roman" w:cs="Times New Roman"/>
+          <w:sz w:val="24"/>
+          <w:szCs w:val="24"/>
+        </w:rPr>
+        <w:t xml:space="preserve"> </w:t>
+      </w:r>
+      <w:bookmarkStart w:id="0" w:name="_GoBack"/>
+      <w:bookmarkEnd w:id="0"/>
+      <w:proofErr w:type="spellStart"/>
+      <w:r>
+        <w:rPr>
+          <w:rFonts w:ascii="Times New Roman" w:hAnsi="Times New Roman" w:cs="Times New Roman"/>
+          <w:sz w:val="24"/>
+          <w:szCs w:val="24"/>
+        </w:rPr>
+        <w:t>Thông</w:t>
+      </w:r>
+      <w:proofErr w:type="spellEnd"/>
+      <w:r>
+        <w:rPr>
+          <w:rFonts w:ascii="Times New Roman" w:hAnsi="Times New Roman" w:cs="Times New Roman"/>
+          <w:sz w:val="24"/>
+          <w:szCs w:val="24"/>
+        </w:rPr>
+        <w:t xml:space="preserve"> tin </w:t>
+      </w:r>
+      <w:proofErr w:type="spellStart"/>
+      <w:r>
+        <w:rPr>
+          <w:rFonts w:ascii="Times New Roman" w:hAnsi="Times New Roman" w:cs="Times New Roman"/>
+          <w:sz w:val="24"/>
+          <w:szCs w:val="24"/>
+        </w:rPr>
+        <w:t>liên</w:t>
+      </w:r>
+      <w:proofErr w:type="spellEnd"/>
+      <w:r>
+        <w:rPr>
+          <w:rFonts w:ascii="Times New Roman" w:hAnsi="Times New Roman" w:cs="Times New Roman"/>
+          <w:sz w:val="24"/>
+          <w:szCs w:val="24"/>
+        </w:rPr>
+        <w:t xml:space="preserve"> </w:t>
+      </w:r>
+      <w:proofErr w:type="spellStart"/>
+      <w:r>
+        <w:rPr>
+          <w:rFonts w:ascii="Times New Roman" w:hAnsi="Times New Roman" w:cs="Times New Roman"/>
+          <w:sz w:val="24"/>
+          <w:szCs w:val="24"/>
+        </w:rPr>
+        <w:t>hệ</w:t>
+      </w:r>
+      <w:proofErr w:type="spellEnd"/>
+      <w:r>
+        <w:rPr>
+          <w:rFonts w:ascii="Times New Roman" w:hAnsi="Times New Roman" w:cs="Times New Roman"/>
+          <w:sz w:val="24"/>
+          <w:szCs w:val="24"/>
+        </w:rPr>
+        <w:t xml:space="preserve"> </w:t>
+      </w:r>
+      <w:proofErr w:type="spellStart"/>
+      <w:r>
+        <w:rPr>
+          <w:rFonts w:ascii="Times New Roman" w:hAnsi="Times New Roman" w:cs="Times New Roman"/>
+          <w:sz w:val="24"/>
+          <w:szCs w:val="24"/>
+        </w:rPr>
+        <w:t>bên</w:t>
+      </w:r>
+      <w:proofErr w:type="spellEnd"/>
+      <w:r>
+        <w:rPr>
+          <w:rFonts w:ascii="Times New Roman" w:hAnsi="Times New Roman" w:cs="Times New Roman"/>
+          <w:sz w:val="24"/>
+          <w:szCs w:val="24"/>
+        </w:rPr>
+        <w:t xml:space="preserve"> </w:t>
+      </w:r>
+      <w:proofErr w:type="spellStart"/>
+      <w:r>
+        <w:rPr>
+          <w:rFonts w:ascii="Times New Roman" w:hAnsi="Times New Roman" w:cs="Times New Roman"/>
+          <w:sz w:val="24"/>
+          <w:szCs w:val="24"/>
+        </w:rPr>
+        <w:t>nhận</w:t>
+      </w:r>
+      <w:proofErr w:type="spellEnd"/>
+      <w:r>
+        <w:rPr>
+          <w:rFonts w:ascii="Times New Roman" w:hAnsi="Times New Roman" w:cs="Times New Roman"/>
+          <w:sz w:val="24"/>
+          <w:szCs w:val="24"/>
+        </w:rPr>
+        <w:t>:…………………………………………………………………………………………………………………</w:t>
       </w:r>
     </w:p>
     <w:p>
@@ -1117,8 +1988,72 @@
           <w:sz w:val="24"/>
           <w:szCs w:val="24"/>
         </w:rPr>
-        <w:t xml:space="preserve"> với các nội dung trên</w:t>
-      </w:r>
+        <w:t xml:space="preserve"> </w:t>
+      </w:r>
+      <w:proofErr w:type="spellStart"/>
+      <w:r>
+        <w:rPr>
+          <w:rFonts w:ascii="Times New Roman" w:hAnsi="Times New Roman" w:cs="Times New Roman"/>
+          <w:sz w:val="24"/>
+          <w:szCs w:val="24"/>
+        </w:rPr>
+        <w:t>với</w:t>
+      </w:r>
+      <w:proofErr w:type="spellEnd"/>
+      <w:r>
+        <w:rPr>
+          <w:rFonts w:ascii="Times New Roman" w:hAnsi="Times New Roman" w:cs="Times New Roman"/>
+          <w:sz w:val="24"/>
+          <w:szCs w:val="24"/>
+        </w:rPr>
+        <w:t xml:space="preserve"> </w:t>
+      </w:r>
+      <w:proofErr w:type="spellStart"/>
+      <w:r>
+        <w:rPr>
+          <w:rFonts w:ascii="Times New Roman" w:hAnsi="Times New Roman" w:cs="Times New Roman"/>
+          <w:sz w:val="24"/>
+          <w:szCs w:val="24"/>
+        </w:rPr>
+        <w:t>các</w:t>
+      </w:r>
+      <w:proofErr w:type="spellEnd"/>
+      <w:r>
+        <w:rPr>
+          <w:rFonts w:ascii="Times New Roman" w:hAnsi="Times New Roman" w:cs="Times New Roman"/>
+          <w:sz w:val="24"/>
+          <w:szCs w:val="24"/>
+        </w:rPr>
+        <w:t xml:space="preserve"> </w:t>
+      </w:r>
+      <w:proofErr w:type="spellStart"/>
+      <w:r>
+        <w:rPr>
+          <w:rFonts w:ascii="Times New Roman" w:hAnsi="Times New Roman" w:cs="Times New Roman"/>
+          <w:sz w:val="24"/>
+          <w:szCs w:val="24"/>
+        </w:rPr>
+        <w:t>nội</w:t>
+      </w:r>
+      <w:proofErr w:type="spellEnd"/>
+      <w:r>
+        <w:rPr>
+          <w:rFonts w:ascii="Times New Roman" w:hAnsi="Times New Roman" w:cs="Times New Roman"/>
+          <w:sz w:val="24"/>
+          <w:szCs w:val="24"/>
+        </w:rPr>
+        <w:t xml:space="preserve"> dung </w:t>
+      </w:r>
+      <w:proofErr w:type="spellStart"/>
+      <w:r>
+        <w:rPr>
+          <w:rFonts w:ascii="Times New Roman" w:hAnsi="Times New Roman" w:cs="Times New Roman"/>
+          <w:sz w:val="24"/>
+          <w:szCs w:val="24"/>
+        </w:rPr>
+        <w:t>trên</w:t>
+      </w:r>
+      <w:proofErr w:type="spellEnd"/>
       <w:r>
         <w:rPr>
           <w:rFonts w:ascii="Times New Roman" w:hAnsi="Times New Roman" w:cs="Times New Roman"/>
@@ -1166,7 +2101,7 @@
 </file>
 
 <file path=word/endnotes.xml><?xml version="1.0" encoding="utf-8"?>
-<w:endnotes xmlns:wpc="http://schemas.microsoft.com/office/word/2010/wordprocessingCanvas" xmlns:cx="http://schemas.microsoft.com/office/drawing/2014/chartex" xmlns:cx1="http://schemas.microsoft.com/office/drawing/2015/9/8/chartex" xmlns:cx2="http://schemas.microsoft.com/office/drawing/2015/10/21/chartex" xmlns:cx3="http://schemas.microsoft.com/office/drawing/2016/5/9/chartex" xmlns:cx4="http://schemas.microsoft.com/office/drawing/2016/5/10/chartex" xmlns:cx5="http://schemas.microsoft.com/office/drawing/2016/5/11/chartex" xmlns:cx6="http://schemas.microsoft.com/office/drawing/2016/5/12/chartex" xmlns:cx7="http://schemas.microsoft.com/office/drawing/2016/5/13/chartex" xmlns:cx8="http://schemas.microsoft.com/office/drawing/2016/5/14/chartex" xmlns:mc="http://schemas.openxmlformats.org/markup-compatibility/2006" xmlns:aink="http://schemas.microsoft.com/office/drawing/2016/ink" xmlns:am3d="http://schemas.microsoft.com/office/drawing/2017/model3d" xmlns:o="urn:schemas-microsoft-com:office:office" xmlns:oel="http://schemas.microsoft.com/office/2019/extlst" xmlns:r="http://schemas.openxmlformats.org/officeDocument/2006/relationships" xmlns:m="http://schemas.openxmlformats.org/officeDocument/2006/math" xmlns:v="urn:schemas-microsoft-com:vml" xmlns:wp14="http://schemas.microsoft.com/office/word/2010/wordprocessingDrawing" xmlns:wp="http://schemas.openxmlformats.org/drawingml/2006/wordprocessingDrawing" xmlns:w10="urn:schemas-microsoft-com:office:word" xmlns:w="http://schemas.openxmlformats.org/wordprocessingml/2006/main" xmlns:w14="http://schemas.microsoft.com/office/word/2010/wordml" xmlns:w15="http://schemas.microsoft.com/office/word/2012/wordml" xmlns:w16cex="http://schemas.microsoft.com/office/word/2018/wordml/cex" xmlns:w16cid="http://schemas.microsoft.com/office/word/2016/wordml/cid" xmlns:w16="http://schemas.microsoft.com/office/word/2018/wordml" xmlns:w16du="http://schemas.microsoft.com/office/word/2023/wordml/word16du" xmlns:w16sdtdh="http://schemas.microsoft.com/office/word/2020/wordml/sdtdatahash" xmlns:w16sdtfl="http://schemas.microsoft.com/office/word/2024/wordml/sdtformatlock" xmlns:w16se="http://schemas.microsoft.com/office/word/2015/wordml/symex" xmlns:wpg="http://schemas.microsoft.com/office/word/2010/wordprocessingGroup" xmlns:wpi="http://schemas.microsoft.com/office/word/2010/wordprocessingInk" xmlns:wne="http://schemas.microsoft.com/office/word/2006/wordml" xmlns:wps="http://schemas.microsoft.com/office/word/2010/wordprocessingShape" mc:Ignorable="w14 w15 w16se w16cid w16 w16cex w16sdtdh w16sdtfl w16du wp14">
+<w:endnotes xmlns:wpc="http://schemas.microsoft.com/office/word/2010/wordprocessingCanvas" xmlns:cx="http://schemas.microsoft.com/office/drawing/2014/chartex" xmlns:mc="http://schemas.openxmlformats.org/markup-compatibility/2006" xmlns:o="urn:schemas-microsoft-com:office:office" xmlns:r="http://schemas.openxmlformats.org/officeDocument/2006/relationships" xmlns:m="http://schemas.openxmlformats.org/officeDocument/2006/math" xmlns:v="urn:schemas-microsoft-com:vml" xmlns:wp14="http://schemas.microsoft.com/office/word/2010/wordprocessingDrawing" xmlns:wp="http://schemas.openxmlformats.org/drawingml/2006/wordprocessingDrawing" xmlns:w10="urn:schemas-microsoft-com:office:word" xmlns:w="http://schemas.openxmlformats.org/wordprocessingml/2006/main" xmlns:w14="http://schemas.microsoft.com/office/word/2010/wordml" xmlns:w15="http://schemas.microsoft.com/office/word/2012/wordml" xmlns:w16se="http://schemas.microsoft.com/office/word/2015/wordml/symex" xmlns:wpg="http://schemas.microsoft.com/office/word/2010/wordprocessingGroup" xmlns:wpi="http://schemas.microsoft.com/office/word/2010/wordprocessingInk" xmlns:wne="http://schemas.microsoft.com/office/word/2006/wordml" xmlns:wps="http://schemas.microsoft.com/office/word/2010/wordprocessingShape" mc:Ignorable="w14 w15 w16se wp14">
   <w:endnote w:type="separator" w:id="-1">
     <w:p>
       <w:pPr>
@@ -1191,7 +2126,7 @@
 </file>
 
 <file path=word/footnotes.xml><?xml version="1.0" encoding="utf-8"?>
-<w:footnotes xmlns:wpc="http://schemas.microsoft.com/office/word/2010/wordprocessingCanvas" xmlns:cx="http://schemas.microsoft.com/office/drawing/2014/chartex" xmlns:cx1="http://schemas.microsoft.com/office/drawing/2015/9/8/chartex" xmlns:cx2="http://schemas.microsoft.com/office/drawing/2015/10/21/chartex" xmlns:cx3="http://schemas.microsoft.com/office/drawing/2016/5/9/chartex" xmlns:cx4="http://schemas.microsoft.com/office/drawing/2016/5/10/chartex" xmlns:cx5="http://schemas.microsoft.com/office/drawing/2016/5/11/chartex" xmlns:cx6="http://schemas.microsoft.com/office/drawing/2016/5/12/chartex" xmlns:cx7="http://schemas.microsoft.com/office/drawing/2016/5/13/chartex" xmlns:cx8="http://schemas.microsoft.com/office/drawing/2016/5/14/chartex" xmlns:mc="http://schemas.openxmlformats.org/markup-compatibility/2006" xmlns:aink="http://schemas.microsoft.com/office/drawing/2016/ink" xmlns:am3d="http://schemas.microsoft.com/office/drawing/2017/model3d" xmlns:o="urn:schemas-microsoft-com:office:office" xmlns:oel="http://schemas.microsoft.com/office/2019/extlst" xmlns:r="http://schemas.openxmlformats.org/officeDocument/2006/relationships" xmlns:m="http://schemas.openxmlformats.org/officeDocument/2006/math" xmlns:v="urn:schemas-microsoft-com:vml" xmlns:wp14="http://schemas.microsoft.com/office/word/2010/wordprocessingDrawing" xmlns:wp="http://schemas.openxmlformats.org/drawingml/2006/wordprocessingDrawing" xmlns:w10="urn:schemas-microsoft-com:office:word" xmlns:w="http://schemas.openxmlformats.org/wordprocessingml/2006/main" xmlns:w14="http://schemas.microsoft.com/office/word/2010/wordml" xmlns:w15="http://schemas.microsoft.com/office/word/2012/wordml" xmlns:w16cex="http://schemas.microsoft.com/office/word/2018/wordml/cex" xmlns:w16cid="http://schemas.microsoft.com/office/word/2016/wordml/cid" xmlns:w16="http://schemas.microsoft.com/office/word/2018/wordml" xmlns:w16du="http://schemas.microsoft.com/office/word/2023/wordml/word16du" xmlns:w16sdtdh="http://schemas.microsoft.com/office/word/2020/wordml/sdtdatahash" xmlns:w16sdtfl="http://schemas.microsoft.com/office/word/2024/wordml/sdtformatlock" xmlns:w16se="http://schemas.microsoft.com/office/word/2015/wordml/symex" xmlns:wpg="http://schemas.microsoft.com/office/word/2010/wordprocessingGroup" xmlns:wpi="http://schemas.microsoft.com/office/word/2010/wordprocessingInk" xmlns:wne="http://schemas.microsoft.com/office/word/2006/wordml" xmlns:wps="http://schemas.microsoft.com/office/word/2010/wordprocessingShape" mc:Ignorable="w14 w15 w16se w16cid w16 w16cex w16sdtdh w16sdtfl w16du wp14">
+<w:footnotes xmlns:wpc="http://schemas.microsoft.com/office/word/2010/wordprocessingCanvas" xmlns:cx="http://schemas.microsoft.com/office/drawing/2014/chartex" xmlns:mc="http://schemas.openxmlformats.org/markup-compatibility/2006" xmlns:o="urn:schemas-microsoft-com:office:office" xmlns:r="http://schemas.openxmlformats.org/officeDocument/2006/relationships" xmlns:m="http://schemas.openxmlformats.org/officeDocument/2006/math" xmlns:v="urn:schemas-microsoft-com:vml" xmlns:wp14="http://schemas.microsoft.com/office/word/2010/wordprocessingDrawing" xmlns:wp="http://schemas.openxmlformats.org/drawingml/2006/wordprocessingDrawing" xmlns:w10="urn:schemas-microsoft-com:office:word" xmlns:w="http://schemas.openxmlformats.org/wordprocessingml/2006/main" xmlns:w14="http://schemas.microsoft.com/office/word/2010/wordml" xmlns:w15="http://schemas.microsoft.com/office/word/2012/wordml" xmlns:w16se="http://schemas.microsoft.com/office/word/2015/wordml/symex" xmlns:wpg="http://schemas.microsoft.com/office/word/2010/wordprocessingGroup" xmlns:wpi="http://schemas.microsoft.com/office/word/2010/wordprocessingInk" xmlns:wne="http://schemas.microsoft.com/office/word/2006/wordml" xmlns:wps="http://schemas.microsoft.com/office/word/2010/wordprocessingShape" mc:Ignorable="w14 w15 w16se wp14">
   <w:footnote w:type="separator" w:id="-1">
     <w:p>
       <w:pPr>
@@ -1216,7 +2151,7 @@
 </file>
 
 <file path=word/header1.xml><?xml version="1.0" encoding="utf-8"?>
-<w:hdr xmlns:wpc="http://schemas.microsoft.com/office/word/2010/wordprocessingCanvas" xmlns:cx="http://schemas.microsoft.com/office/drawing/2014/chartex" xmlns:cx1="http://schemas.microsoft.com/office/drawing/2015/9/8/chartex" xmlns:cx2="http://schemas.microsoft.com/office/drawing/2015/10/21/chartex" xmlns:cx3="http://schemas.microsoft.com/office/drawing/2016/5/9/chartex" xmlns:cx4="http://schemas.microsoft.com/office/drawing/2016/5/10/chartex" xmlns:cx5="http://schemas.microsoft.com/office/drawing/2016/5/11/chartex" xmlns:cx6="http://schemas.microsoft.com/office/drawing/2016/5/12/chartex" xmlns:cx7="http://schemas.microsoft.com/office/drawing/2016/5/13/chartex" xmlns:cx8="http://schemas.microsoft.com/office/drawing/2016/5/14/chartex" xmlns:mc="http://schemas.openxmlformats.org/markup-compatibility/2006" xmlns:aink="http://schemas.microsoft.com/office/drawing/2016/ink" xmlns:am3d="http://schemas.microsoft.com/office/drawing/2017/model3d" xmlns:o="urn:schemas-microsoft-com:office:office" xmlns:oel="http://schemas.microsoft.com/office/2019/extlst" xmlns:r="http://schemas.openxmlformats.org/officeDocument/2006/relationships" xmlns:m="http://schemas.openxmlformats.org/officeDocument/2006/math" xmlns:v="urn:schemas-microsoft-com:vml" xmlns:wp14="http://schemas.microsoft.com/office/word/2010/wordprocessingDrawing" xmlns:wp="http://schemas.openxmlformats.org/drawingml/2006/wordprocessingDrawing" xmlns:w10="urn:schemas-microsoft-com:office:word" xmlns:w="http://schemas.openxmlformats.org/wordprocessingml/2006/main" xmlns:w14="http://schemas.microsoft.com/office/word/2010/wordml" xmlns:w15="http://schemas.microsoft.com/office/word/2012/wordml" xmlns:w16cex="http://schemas.microsoft.com/office/word/2018/wordml/cex" xmlns:w16cid="http://schemas.microsoft.com/office/word/2016/wordml/cid" xmlns:w16="http://schemas.microsoft.com/office/word/2018/wordml" xmlns:w16du="http://schemas.microsoft.com/office/word/2023/wordml/word16du" xmlns:w16sdtdh="http://schemas.microsoft.com/office/word/2020/wordml/sdtdatahash" xmlns:w16sdtfl="http://schemas.microsoft.com/office/word/2024/wordml/sdtformatlock" xmlns:w16se="http://schemas.microsoft.com/office/word/2015/wordml/symex" xmlns:wpg="http://schemas.microsoft.com/office/word/2010/wordprocessingGroup" xmlns:wpi="http://schemas.microsoft.com/office/word/2010/wordprocessingInk" xmlns:wne="http://schemas.microsoft.com/office/word/2006/wordml" xmlns:wps="http://schemas.microsoft.com/office/word/2010/wordprocessingShape" mc:Ignorable="w14 w15 w16se w16cid w16 w16cex w16sdtdh w16sdtfl w16du wp14">
+<w:hdr xmlns:wpc="http://schemas.microsoft.com/office/word/2010/wordprocessingCanvas" xmlns:cx="http://schemas.microsoft.com/office/drawing/2014/chartex" xmlns:mc="http://schemas.openxmlformats.org/markup-compatibility/2006" xmlns:o="urn:schemas-microsoft-com:office:office" xmlns:r="http://schemas.openxmlformats.org/officeDocument/2006/relationships" xmlns:m="http://schemas.openxmlformats.org/officeDocument/2006/math" xmlns:v="urn:schemas-microsoft-com:vml" xmlns:wp14="http://schemas.microsoft.com/office/word/2010/wordprocessingDrawing" xmlns:wp="http://schemas.openxmlformats.org/drawingml/2006/wordprocessingDrawing" xmlns:w10="urn:schemas-microsoft-com:office:word" xmlns:w="http://schemas.openxmlformats.org/wordprocessingml/2006/main" xmlns:w14="http://schemas.microsoft.com/office/word/2010/wordml" xmlns:w15="http://schemas.microsoft.com/office/word/2012/wordml" xmlns:w16se="http://schemas.microsoft.com/office/word/2015/wordml/symex" xmlns:wpg="http://schemas.microsoft.com/office/word/2010/wordprocessingGroup" xmlns:wpi="http://schemas.microsoft.com/office/word/2010/wordprocessingInk" xmlns:wne="http://schemas.microsoft.com/office/word/2006/wordml" xmlns:wps="http://schemas.microsoft.com/office/word/2010/wordprocessingShape" mc:Ignorable="w14 w15 w16se wp14">
   <w:p>
     <w:pPr>
       <w:pStyle w:val="Header"/>
@@ -1233,6 +2168,7 @@
         <w:noProof/>
         <w:sz w:val="24"/>
         <w:szCs w:val="24"/>
+        <w:lang w:eastAsia="en-US"/>
       </w:rPr>
       <w:drawing>
         <wp:inline distT="0" distB="0" distL="0" distR="0" wp14:anchorId="7632BA00" wp14:editId="13169966">
@@ -1289,7 +2225,7 @@
 </file>
 
 <file path=word/numbering.xml><?xml version="1.0" encoding="utf-8"?>
-<w:numbering xmlns:wpc="http://schemas.microsoft.com/office/word/2010/wordprocessingCanvas" xmlns:cx="http://schemas.microsoft.com/office/drawing/2014/chartex" xmlns:cx1="http://schemas.microsoft.com/office/drawing/2015/9/8/chartex" xmlns:cx2="http://schemas.microsoft.com/office/drawing/2015/10/21/chartex" xmlns:cx3="http://schemas.microsoft.com/office/drawing/2016/5/9/chartex" xmlns:cx4="http://schemas.microsoft.com/office/drawing/2016/5/10/chartex" xmlns:cx5="http://schemas.microsoft.com/office/drawing/2016/5/11/chartex" xmlns:cx6="http://schemas.microsoft.com/office/drawing/2016/5/12/chartex" xmlns:cx7="http://schemas.microsoft.com/office/drawing/2016/5/13/chartex" xmlns:cx8="http://schemas.microsoft.com/office/drawing/2016/5/14/chartex" xmlns:mc="http://schemas.openxmlformats.org/markup-compatibility/2006" xmlns:aink="http://schemas.microsoft.com/office/drawing/2016/ink" xmlns:am3d="http://schemas.microsoft.com/office/drawing/2017/model3d" xmlns:o="urn:schemas-microsoft-com:office:office" xmlns:oel="http://schemas.microsoft.com/office/2019/extlst" xmlns:r="http://schemas.openxmlformats.org/officeDocument/2006/relationships" xmlns:m="http://schemas.openxmlformats.org/officeDocument/2006/math" xmlns:v="urn:schemas-microsoft-com:vml" xmlns:wp14="http://schemas.microsoft.com/office/word/2010/wordprocessingDrawing" xmlns:wp="http://schemas.openxmlformats.org/drawingml/2006/wordprocessingDrawing" xmlns:w10="urn:schemas-microsoft-com:office:word" xmlns:w="http://schemas.openxmlformats.org/wordprocessingml/2006/main" xmlns:w14="http://schemas.microsoft.com/office/word/2010/wordml" xmlns:w15="http://schemas.microsoft.com/office/word/2012/wordml" xmlns:w16cex="http://schemas.microsoft.com/office/word/2018/wordml/cex" xmlns:w16cid="http://schemas.microsoft.com/office/word/2016/wordml/cid" xmlns:w16="http://schemas.microsoft.com/office/word/2018/wordml" xmlns:w16du="http://schemas.microsoft.com/office/word/2023/wordml/word16du" xmlns:w16sdtdh="http://schemas.microsoft.com/office/word/2020/wordml/sdtdatahash" xmlns:w16sdtfl="http://schemas.microsoft.com/office/word/2024/wordml/sdtformatlock" xmlns:w16se="http://schemas.microsoft.com/office/word/2015/wordml/symex" xmlns:wpg="http://schemas.microsoft.com/office/word/2010/wordprocessingGroup" xmlns:wpi="http://schemas.microsoft.com/office/word/2010/wordprocessingInk" xmlns:wne="http://schemas.microsoft.com/office/word/2006/wordml" xmlns:wps="http://schemas.microsoft.com/office/word/2010/wordprocessingShape" mc:Ignorable="w14 w15 w16se w16cid w16 w16cex w16sdtdh w16sdtfl w16du wp14">
+<w:numbering xmlns:wpc="http://schemas.microsoft.com/office/word/2010/wordprocessingCanvas" xmlns:cx="http://schemas.microsoft.com/office/drawing/2014/chartex" xmlns:mc="http://schemas.openxmlformats.org/markup-compatibility/2006" xmlns:o="urn:schemas-microsoft-com:office:office" xmlns:r="http://schemas.openxmlformats.org/officeDocument/2006/relationships" xmlns:m="http://schemas.openxmlformats.org/officeDocument/2006/math" xmlns:v="urn:schemas-microsoft-com:vml" xmlns:wp14="http://schemas.microsoft.com/office/word/2010/wordprocessingDrawing" xmlns:wp="http://schemas.openxmlformats.org/drawingml/2006/wordprocessingDrawing" xmlns:w10="urn:schemas-microsoft-com:office:word" xmlns:w="http://schemas.openxmlformats.org/wordprocessingml/2006/main" xmlns:w14="http://schemas.microsoft.com/office/word/2010/wordml" xmlns:w15="http://schemas.microsoft.com/office/word/2012/wordml" xmlns:w16se="http://schemas.microsoft.com/office/word/2015/wordml/symex" xmlns:wpg="http://schemas.microsoft.com/office/word/2010/wordprocessingGroup" xmlns:wpi="http://schemas.microsoft.com/office/word/2010/wordprocessingInk" xmlns:wne="http://schemas.microsoft.com/office/word/2006/wordml" xmlns:wps="http://schemas.microsoft.com/office/word/2010/wordprocessingShape" mc:Ignorable="w14 w15 w16se wp14">
   <w:abstractNum w:abstractNumId="0" w15:restartNumberingAfterBreak="0">
     <w:nsid w:val="4E3626BD"/>
     <w:multiLevelType w:val="hybridMultilevel"/>
@@ -1300,7 +2236,7 @@
       <w:lvlText w:val="%1."/>
       <w:lvlJc w:val="left"/>
       <w:pPr>
-        <w:ind w:left="1860" w:hanging="360"/>
+        <w:ind w:left="1494" w:hanging="360"/>
       </w:pPr>
       <w:rPr>
         <w:rFonts w:ascii="Times New Roman" w:eastAsiaTheme="minorEastAsia" w:hAnsi="Times New Roman" w:cs="Times New Roman"/>
@@ -1312,7 +2248,7 @@
       <w:lvlText w:val="%2."/>
       <w:lvlJc w:val="left"/>
       <w:pPr>
-        <w:ind w:left="2580" w:hanging="360"/>
+        <w:ind w:left="2214" w:hanging="360"/>
       </w:pPr>
     </w:lvl>
     <w:lvl w:ilvl="2" w:tplc="0409001B" w:tentative="1">
@@ -1321,7 +2257,7 @@
       <w:lvlText w:val="%3."/>
       <w:lvlJc w:val="right"/>
       <w:pPr>
-        <w:ind w:left="3300" w:hanging="180"/>
+        <w:ind w:left="2934" w:hanging="180"/>
       </w:pPr>
     </w:lvl>
     <w:lvl w:ilvl="3" w:tplc="0409000F" w:tentative="1">
@@ -1330,7 +2266,7 @@
       <w:lvlText w:val="%4."/>
       <w:lvlJc w:val="left"/>
       <w:pPr>
-        <w:ind w:left="4020" w:hanging="360"/>
+        <w:ind w:left="3654" w:hanging="360"/>
       </w:pPr>
     </w:lvl>
     <w:lvl w:ilvl="4" w:tplc="04090019" w:tentative="1">
@@ -1339,7 +2275,7 @@
       <w:lvlText w:val="%5."/>
       <w:lvlJc w:val="left"/>
       <w:pPr>
-        <w:ind w:left="4740" w:hanging="360"/>
+        <w:ind w:left="4374" w:hanging="360"/>
       </w:pPr>
     </w:lvl>
     <w:lvl w:ilvl="5" w:tplc="0409001B" w:tentative="1">
@@ -1348,7 +2284,7 @@
       <w:lvlText w:val="%6."/>
       <w:lvlJc w:val="right"/>
       <w:pPr>
-        <w:ind w:left="5460" w:hanging="180"/>
+        <w:ind w:left="5094" w:hanging="180"/>
       </w:pPr>
     </w:lvl>
     <w:lvl w:ilvl="6" w:tplc="0409000F" w:tentative="1">
@@ -1357,7 +2293,7 @@
       <w:lvlText w:val="%7."/>
       <w:lvlJc w:val="left"/>
       <w:pPr>
-        <w:ind w:left="6180" w:hanging="360"/>
+        <w:ind w:left="5814" w:hanging="360"/>
       </w:pPr>
     </w:lvl>
     <w:lvl w:ilvl="7" w:tplc="04090019" w:tentative="1">
@@ -1366,7 +2302,7 @@
       <w:lvlText w:val="%8."/>
       <w:lvlJc w:val="left"/>
       <w:pPr>
-        <w:ind w:left="6900" w:hanging="360"/>
+        <w:ind w:left="6534" w:hanging="360"/>
       </w:pPr>
     </w:lvl>
     <w:lvl w:ilvl="8" w:tplc="0409001B" w:tentative="1">
@@ -1375,7 +2311,7 @@
       <w:lvlText w:val="%9."/>
       <w:lvlJc w:val="right"/>
       <w:pPr>
-        <w:ind w:left="7620" w:hanging="180"/>
+        <w:ind w:left="7254" w:hanging="180"/>
       </w:pPr>
     </w:lvl>
   </w:abstractNum>
@@ -1603,20 +2539,20 @@
       </w:rPr>
     </w:lvl>
   </w:abstractNum>
-  <w:num w:numId="1" w16cid:durableId="887183028">
+  <w:num w:numId="1">
     <w:abstractNumId w:val="2"/>
   </w:num>
-  <w:num w:numId="2" w16cid:durableId="637227717">
+  <w:num w:numId="2">
     <w:abstractNumId w:val="1"/>
   </w:num>
-  <w:num w:numId="3" w16cid:durableId="735666519">
+  <w:num w:numId="3">
     <w:abstractNumId w:val="0"/>
   </w:num>
 </w:numbering>
 </file>
 
 <file path=word/styles.xml><?xml version="1.0" encoding="utf-8"?>
-<w:styles xmlns:mc="http://schemas.openxmlformats.org/markup-compatibility/2006" xmlns:r="http://schemas.openxmlformats.org/officeDocument/2006/relationships" xmlns:w="http://schemas.openxmlformats.org/wordprocessingml/2006/main" xmlns:w14="http://schemas.microsoft.com/office/word/2010/wordml" xmlns:w15="http://schemas.microsoft.com/office/word/2012/wordml" xmlns:w16cex="http://schemas.microsoft.com/office/word/2018/wordml/cex" xmlns:w16cid="http://schemas.microsoft.com/office/word/2016/wordml/cid" xmlns:w16="http://schemas.microsoft.com/office/word/2018/wordml" xmlns:w16du="http://schemas.microsoft.com/office/word/2023/wordml/word16du" xmlns:w16sdtdh="http://schemas.microsoft.com/office/word/2020/wordml/sdtdatahash" xmlns:w16sdtfl="http://schemas.microsoft.com/office/word/2024/wordml/sdtformatlock" xmlns:w16se="http://schemas.microsoft.com/office/word/2015/wordml/symex" mc:Ignorable="w14 w15 w16se w16cid w16 w16cex w16sdtdh w16sdtfl w16du">
+<w:styles xmlns:mc="http://schemas.openxmlformats.org/markup-compatibility/2006" xmlns:r="http://schemas.openxmlformats.org/officeDocument/2006/relationships" xmlns:w="http://schemas.openxmlformats.org/wordprocessingml/2006/main" xmlns:w14="http://schemas.microsoft.com/office/word/2010/wordml" xmlns:w15="http://schemas.microsoft.com/office/word/2012/wordml" xmlns:w16se="http://schemas.microsoft.com/office/word/2015/wordml/symex" mc:Ignorable="w14 w15 w16se">
   <w:docDefaults>
     <w:rPrDefault>
       <w:rPr>
@@ -1632,7 +2568,7 @@
       </w:pPr>
     </w:pPrDefault>
   </w:docDefaults>
-  <w:latentStyles w:defLockedState="0" w:defUIPriority="99" w:defSemiHidden="0" w:defUnhideWhenUsed="0" w:defQFormat="0" w:count="376">
+  <w:latentStyles w:defLockedState="0" w:defUIPriority="99" w:defSemiHidden="0" w:defUnhideWhenUsed="0" w:defQFormat="0" w:count="371">
     <w:lsdException w:name="Normal" w:uiPriority="0" w:qFormat="1"/>
     <w:lsdException w:name="heading 1" w:uiPriority="9" w:qFormat="1"/>
     <w:lsdException w:name="heading 2" w:semiHidden="1" w:uiPriority="9" w:unhideWhenUsed="1" w:qFormat="1"/>
@@ -2004,11 +2940,6 @@
     <w:lsdException w:name="List Table 5 Dark Accent 6" w:uiPriority="50"/>
     <w:lsdException w:name="List Table 6 Colorful Accent 6" w:uiPriority="51"/>
     <w:lsdException w:name="List Table 7 Colorful Accent 6" w:uiPriority="52"/>
-    <w:lsdException w:name="Mention" w:semiHidden="1" w:unhideWhenUsed="1"/>
-    <w:lsdException w:name="Smart Hyperlink" w:semiHidden="1" w:unhideWhenUsed="1"/>
-    <w:lsdException w:name="Hashtag" w:semiHidden="1" w:unhideWhenUsed="1"/>
-    <w:lsdException w:name="Unresolved Mention" w:semiHidden="1" w:unhideWhenUsed="1"/>
-    <w:lsdException w:name="Smart Link" w:semiHidden="1" w:unhideWhenUsed="1"/>
   </w:latentStyles>
   <w:style w:type="paragraph" w:default="1" w:styleId="Normal">
     <w:name w:val="Normal"/>
@@ -2017,6 +2948,7 @@
   <w:style w:type="character" w:default="1" w:styleId="DefaultParagraphFont">
     <w:name w:val="Default Paragraph Font"/>
     <w:uiPriority w:val="1"/>
+    <w:semiHidden/>
     <w:unhideWhenUsed/>
   </w:style>
   <w:style w:type="table" w:default="1" w:styleId="TableNormal">

--- a/storage/app/templates/bbnt_template.docx
+++ b/storage/app/templates/bbnt_template.docx
@@ -1,6 +1,6 @@
 
 <file path=word/document.xml><?xml version="1.0" encoding="utf-8"?>
-<w:document xmlns:wpc="http://schemas.microsoft.com/office/word/2010/wordprocessingCanvas" xmlns:cx="http://schemas.microsoft.com/office/drawing/2014/chartex" xmlns:mc="http://schemas.openxmlformats.org/markup-compatibility/2006" xmlns:o="urn:schemas-microsoft-com:office:office" xmlns:r="http://schemas.openxmlformats.org/officeDocument/2006/relationships" xmlns:m="http://schemas.openxmlformats.org/officeDocument/2006/math" xmlns:v="urn:schemas-microsoft-com:vml" xmlns:wp14="http://schemas.microsoft.com/office/word/2010/wordprocessingDrawing" xmlns:wp="http://schemas.openxmlformats.org/drawingml/2006/wordprocessingDrawing" xmlns:w10="urn:schemas-microsoft-com:office:word" xmlns:w="http://schemas.openxmlformats.org/wordprocessingml/2006/main" xmlns:w14="http://schemas.microsoft.com/office/word/2010/wordml" xmlns:w15="http://schemas.microsoft.com/office/word/2012/wordml" xmlns:w16se="http://schemas.microsoft.com/office/word/2015/wordml/symex" xmlns:wpg="http://schemas.microsoft.com/office/word/2010/wordprocessingGroup" xmlns:wpi="http://schemas.microsoft.com/office/word/2010/wordprocessingInk" xmlns:wne="http://schemas.microsoft.com/office/word/2006/wordml" xmlns:wps="http://schemas.microsoft.com/office/word/2010/wordprocessingShape" mc:Ignorable="w14 w15 w16se wp14">
+<w:document xmlns:wpc="http://schemas.microsoft.com/office/word/2010/wordprocessingCanvas" xmlns:cx="http://schemas.microsoft.com/office/drawing/2014/chartex" xmlns:cx1="http://schemas.microsoft.com/office/drawing/2015/9/8/chartex" xmlns:cx2="http://schemas.microsoft.com/office/drawing/2015/10/21/chartex" xmlns:cx3="http://schemas.microsoft.com/office/drawing/2016/5/9/chartex" xmlns:cx4="http://schemas.microsoft.com/office/drawing/2016/5/10/chartex" xmlns:cx5="http://schemas.microsoft.com/office/drawing/2016/5/11/chartex" xmlns:cx6="http://schemas.microsoft.com/office/drawing/2016/5/12/chartex" xmlns:cx7="http://schemas.microsoft.com/office/drawing/2016/5/13/chartex" xmlns:cx8="http://schemas.microsoft.com/office/drawing/2016/5/14/chartex" xmlns:mc="http://schemas.openxmlformats.org/markup-compatibility/2006" xmlns:aink="http://schemas.microsoft.com/office/drawing/2016/ink" xmlns:am3d="http://schemas.microsoft.com/office/drawing/2017/model3d" xmlns:o="urn:schemas-microsoft-com:office:office" xmlns:oel="http://schemas.microsoft.com/office/2019/extlst" xmlns:r="http://schemas.openxmlformats.org/officeDocument/2006/relationships" xmlns:m="http://schemas.openxmlformats.org/officeDocument/2006/math" xmlns:v="urn:schemas-microsoft-com:vml" xmlns:wp14="http://schemas.microsoft.com/office/word/2010/wordprocessingDrawing" xmlns:wp="http://schemas.openxmlformats.org/drawingml/2006/wordprocessingDrawing" xmlns:w10="urn:schemas-microsoft-com:office:word" xmlns:w="http://schemas.openxmlformats.org/wordprocessingml/2006/main" xmlns:w14="http://schemas.microsoft.com/office/word/2010/wordml" xmlns:w15="http://schemas.microsoft.com/office/word/2012/wordml" xmlns:w16cex="http://schemas.microsoft.com/office/word/2018/wordml/cex" xmlns:w16cid="http://schemas.microsoft.com/office/word/2016/wordml/cid" xmlns:w16="http://schemas.microsoft.com/office/word/2018/wordml" xmlns:w16du="http://schemas.microsoft.com/office/word/2023/wordml/word16du" xmlns:w16sdtdh="http://schemas.microsoft.com/office/word/2020/wordml/sdtdatahash" xmlns:w16sdtfl="http://schemas.microsoft.com/office/word/2024/wordml/sdtformatlock" xmlns:w16se="http://schemas.microsoft.com/office/word/2015/wordml/symex" xmlns:wpg="http://schemas.microsoft.com/office/word/2010/wordprocessingGroup" xmlns:wpi="http://schemas.microsoft.com/office/word/2010/wordprocessingInk" xmlns:wne="http://schemas.microsoft.com/office/word/2006/wordml" xmlns:wps="http://schemas.microsoft.com/office/word/2010/wordprocessingShape" mc:Ignorable="w14 w15 w16se w16cid w16 w16cex w16sdtdh w16sdtfl w16du wp14">
   <w:body>
     <w:p>
       <w:pPr>
@@ -125,18 +125,44 @@
           <w:sz w:val="24"/>
           <w:szCs w:val="24"/>
         </w:rPr>
+        <w:t>${ngay}</w:t>
+      </w:r>
+      <w:r>
+        <w:rPr>
+          <w:rFonts w:ascii="Times New Roman" w:hAnsi="Times New Roman" w:cs="Times New Roman"/>
+          <w:sz w:val="24"/>
+          <w:szCs w:val="24"/>
+        </w:rPr>
+        <w:t xml:space="preserve"> </w:t>
+      </w:r>
+      <w:r>
+        <w:rPr>
+          <w:rFonts w:ascii="Times New Roman" w:hAnsi="Times New Roman" w:cs="Times New Roman"/>
+          <w:sz w:val="24"/>
+          <w:szCs w:val="24"/>
+          <w:lang w:val="vi-VN"/>
+        </w:rPr>
+        <w:t>tháng</w:t>
+      </w:r>
+      <w:r>
+        <w:rPr>
+          <w:rFonts w:ascii="Times New Roman" w:hAnsi="Times New Roman" w:cs="Times New Roman"/>
+          <w:sz w:val="24"/>
+          <w:szCs w:val="24"/>
+        </w:rPr>
+        <w:t xml:space="preserve"> </w:t>
+      </w:r>
+      <w:r>
+        <w:rPr>
+          <w:rFonts w:ascii="Times New Roman" w:hAnsi="Times New Roman" w:cs="Times New Roman"/>
+          <w:sz w:val="24"/>
+          <w:szCs w:val="24"/>
+        </w:rPr>
         <w:t>${</w:t>
       </w:r>
-      <w:proofErr w:type="spellStart"/>
-      <w:r>
-        <w:rPr>
-          <w:rFonts w:ascii="Times New Roman" w:hAnsi="Times New Roman" w:cs="Times New Roman"/>
-          <w:sz w:val="24"/>
-          <w:szCs w:val="24"/>
-        </w:rPr>
-        <w:t>ngay</w:t>
-      </w:r>
-      <w:proofErr w:type="spellEnd"/>
+      <w:r>
+        <w:t>thang</w:t>
+      </w:r>
       <w:r>
         <w:rPr>
           <w:rFonts w:ascii="Times New Roman" w:hAnsi="Times New Roman" w:cs="Times New Roman"/>
@@ -160,7 +186,7 @@
           <w:szCs w:val="24"/>
           <w:lang w:val="vi-VN"/>
         </w:rPr>
-        <w:t>tháng</w:t>
+        <w:t>năm</w:t>
       </w:r>
       <w:r>
         <w:rPr>
@@ -179,51 +205,6 @@
         <w:t>${</w:t>
       </w:r>
       <w:r>
-        <w:t>thang</w:t>
-      </w:r>
-      <w:r>
-        <w:rPr>
-          <w:rFonts w:ascii="Times New Roman" w:hAnsi="Times New Roman" w:cs="Times New Roman"/>
-          <w:sz w:val="24"/>
-          <w:szCs w:val="24"/>
-        </w:rPr>
-        <w:t>}</w:t>
-      </w:r>
-      <w:r>
-        <w:rPr>
-          <w:rFonts w:ascii="Times New Roman" w:hAnsi="Times New Roman" w:cs="Times New Roman"/>
-          <w:sz w:val="24"/>
-          <w:szCs w:val="24"/>
-        </w:rPr>
-        <w:t xml:space="preserve"> </w:t>
-      </w:r>
-      <w:r>
-        <w:rPr>
-          <w:rFonts w:ascii="Times New Roman" w:hAnsi="Times New Roman" w:cs="Times New Roman"/>
-          <w:sz w:val="24"/>
-          <w:szCs w:val="24"/>
-          <w:lang w:val="vi-VN"/>
-        </w:rPr>
-        <w:t>năm</w:t>
-      </w:r>
-      <w:r>
-        <w:rPr>
-          <w:rFonts w:ascii="Times New Roman" w:hAnsi="Times New Roman" w:cs="Times New Roman"/>
-          <w:sz w:val="24"/>
-          <w:szCs w:val="24"/>
-        </w:rPr>
-        <w:t xml:space="preserve"> </w:t>
-      </w:r>
-      <w:r>
-        <w:rPr>
-          <w:rFonts w:ascii="Times New Roman" w:hAnsi="Times New Roman" w:cs="Times New Roman"/>
-          <w:sz w:val="24"/>
-          <w:szCs w:val="24"/>
-        </w:rPr>
-        <w:t>${</w:t>
-      </w:r>
-      <w:proofErr w:type="spellStart"/>
-      <w:r>
         <w:rPr>
           <w:rFonts w:ascii="Times New Roman" w:hAnsi="Times New Roman" w:cs="Times New Roman"/>
           <w:sz w:val="24"/>
@@ -231,7 +212,6 @@
         </w:rPr>
         <w:t>nam</w:t>
       </w:r>
-      <w:proofErr w:type="spellEnd"/>
       <w:r>
         <w:rPr>
           <w:rFonts w:ascii="Times New Roman" w:hAnsi="Times New Roman" w:cs="Times New Roman"/>
@@ -278,51 +258,6 @@
           <w:szCs w:val="24"/>
         </w:rPr>
         <w:t>{address}</w:t>
-      </w:r>
-    </w:p>
-    <w:p>
-      <w:pPr>
-        <w:spacing w:after="120"/>
-        <w:ind w:left="1134"/>
-        <w:rPr>
-          <w:rFonts w:ascii="Times New Roman" w:hAnsi="Times New Roman" w:cs="Times New Roman"/>
-          <w:b/>
-          <w:bCs/>
-          <w:sz w:val="28"/>
-          <w:szCs w:val="28"/>
-        </w:rPr>
-      </w:pPr>
-      <w:r>
-        <w:rPr>
-          <w:rFonts w:ascii="Times New Roman" w:hAnsi="Times New Roman" w:cs="Times New Roman"/>
-          <w:b/>
-          <w:bCs/>
-          <w:sz w:val="24"/>
-          <w:szCs w:val="24"/>
-        </w:rPr>
-        <w:t>${</w:t>
-      </w:r>
-      <w:proofErr w:type="spellStart"/>
-      <w:r>
-        <w:rPr>
-          <w:rFonts w:ascii="Times New Roman" w:hAnsi="Times New Roman" w:cs="Times New Roman"/>
-          <w:b/>
-          <w:bCs/>
-          <w:sz w:val="24"/>
-          <w:szCs w:val="24"/>
-        </w:rPr>
-        <w:t>shop_name</w:t>
-      </w:r>
-      <w:proofErr w:type="spellEnd"/>
-      <w:r>
-        <w:rPr>
-          <w:rFonts w:ascii="Times New Roman" w:hAnsi="Times New Roman" w:cs="Times New Roman"/>
-          <w:b/>
-          <w:bCs/>
-          <w:sz w:val="24"/>
-          <w:szCs w:val="24"/>
-        </w:rPr>
-        <w:t>}</w:t>
       </w:r>
     </w:p>
     <w:p>
@@ -509,29 +444,7 @@
           <w:sz w:val="24"/>
           <w:szCs w:val="24"/>
         </w:rPr>
-        <w:t>${</w:t>
-      </w:r>
-      <w:proofErr w:type="spellStart"/>
-      <w:r>
-        <w:rPr>
-          <w:rFonts w:ascii="Times New Roman" w:hAnsi="Times New Roman" w:cs="Times New Roman"/>
-          <w:b/>
-          <w:bCs/>
-          <w:sz w:val="24"/>
-          <w:szCs w:val="24"/>
-        </w:rPr>
-        <w:t>shop_name</w:t>
-      </w:r>
-      <w:proofErr w:type="spellEnd"/>
-      <w:r>
-        <w:rPr>
-          <w:rFonts w:ascii="Times New Roman" w:hAnsi="Times New Roman" w:cs="Times New Roman"/>
-          <w:b/>
-          <w:bCs/>
-          <w:sz w:val="24"/>
-          <w:szCs w:val="24"/>
-        </w:rPr>
-        <w:t>}</w:t>
+        <w:t>${shop_name}</w:t>
       </w:r>
     </w:p>
     <w:p>
@@ -565,7 +478,6 @@
         </w:rPr>
         <w:t>: ${</w:t>
       </w:r>
-      <w:proofErr w:type="spellStart"/>
       <w:r>
         <w:rPr>
           <w:rFonts w:ascii="Times New Roman" w:hAnsi="Times New Roman" w:cs="Times New Roman"/>
@@ -574,7 +486,6 @@
         </w:rPr>
         <w:t>customer_name_contract</w:t>
       </w:r>
-      <w:proofErr w:type="spellEnd"/>
       <w:r>
         <w:rPr>
           <w:rFonts w:ascii="Times New Roman" w:hAnsi="Times New Roman" w:cs="Times New Roman"/>
@@ -608,23 +519,13 @@
         </w:rPr>
         <w:t xml:space="preserve"> ${</w:t>
       </w:r>
-      <w:proofErr w:type="spellStart"/>
-      <w:r>
-        <w:rPr>
-          <w:rFonts w:ascii="Times New Roman" w:hAnsi="Times New Roman" w:cs="Times New Roman"/>
-          <w:sz w:val="24"/>
-          <w:szCs w:val="24"/>
-        </w:rPr>
-        <w:t>customer_position</w:t>
-      </w:r>
-      <w:proofErr w:type="spellEnd"/>
-      <w:r>
-        <w:rPr>
-          <w:rFonts w:ascii="Times New Roman" w:hAnsi="Times New Roman" w:cs="Times New Roman"/>
-          <w:sz w:val="24"/>
-          <w:szCs w:val="24"/>
-        </w:rPr>
-        <w:t xml:space="preserve">} </w:t>
+      <w:r>
+        <w:rPr>
+          <w:rFonts w:ascii="Times New Roman" w:hAnsi="Times New Roman" w:cs="Times New Roman"/>
+          <w:sz w:val="24"/>
+          <w:szCs w:val="24"/>
+        </w:rPr>
+        <w:t xml:space="preserve">customer_position} </w:t>
       </w:r>
       <w:r>
         <w:rPr>
@@ -676,7 +577,7 @@
       </w:tblGrid>
       <w:tr>
         <w:trPr>
-          <w:trHeight w:val="539"/>
+          <w:trHeight w:val="386"/>
           <w:jc w:val="center"/>
         </w:trPr>
         <w:tc>
@@ -725,7 +626,6 @@
                 <w:bCs/>
                 <w:sz w:val="24"/>
                 <w:szCs w:val="24"/>
-                <w:lang w:val="vi-VN"/>
               </w:rPr>
             </w:pPr>
             <w:r>
@@ -737,7 +637,17 @@
                 <w:szCs w:val="24"/>
                 <w:lang w:val="vi-VN"/>
               </w:rPr>
-              <w:t>Tên, nhãn hiệu, quy cách, phẩm chất vật tư, dụng cụ sản phẩm, hàng hóa</w:t>
+              <w:t>Tên</w:t>
+            </w:r>
+            <w:r>
+              <w:rPr>
+                <w:rFonts w:ascii="Times New Roman" w:hAnsi="Times New Roman" w:cs="Times New Roman"/>
+                <w:b/>
+                <w:bCs/>
+                <w:sz w:val="24"/>
+                <w:szCs w:val="24"/>
+              </w:rPr>
+              <w:t xml:space="preserve"> SP</w:t>
             </w:r>
           </w:p>
         </w:tc>
@@ -872,7 +782,7 @@
       </w:tr>
       <w:tr>
         <w:trPr>
-          <w:trHeight w:val="539"/>
+          <w:trHeight w:val="260"/>
           <w:jc w:val="center"/>
         </w:trPr>
         <w:tc>
@@ -921,25 +831,7 @@
                 <w:sz w:val="24"/>
                 <w:szCs w:val="24"/>
               </w:rPr>
-              <w:t>${</w:t>
-            </w:r>
-            <w:proofErr w:type="spellStart"/>
-            <w:r>
-              <w:rPr>
-                <w:rFonts w:ascii="Times New Roman" w:hAnsi="Times New Roman" w:cs="Times New Roman"/>
-                <w:sz w:val="24"/>
-                <w:szCs w:val="24"/>
-              </w:rPr>
-              <w:t>dn</w:t>
-            </w:r>
-            <w:proofErr w:type="spellEnd"/>
-            <w:r>
-              <w:rPr>
-                <w:rFonts w:ascii="Times New Roman" w:hAnsi="Times New Roman" w:cs="Times New Roman"/>
-                <w:sz w:val="24"/>
-                <w:szCs w:val="24"/>
-              </w:rPr>
-              <w:t>}</w:t>
+              <w:t>${dn}</w:t>
             </w:r>
           </w:p>
         </w:tc>
@@ -1017,25 +909,7 @@
                 <w:sz w:val="24"/>
                 <w:szCs w:val="24"/>
               </w:rPr>
-              <w:t>${</w:t>
-            </w:r>
-            <w:proofErr w:type="spellStart"/>
-            <w:r>
-              <w:rPr>
-                <w:rFonts w:ascii="Times New Roman" w:hAnsi="Times New Roman" w:cs="Times New Roman"/>
-                <w:sz w:val="24"/>
-                <w:szCs w:val="24"/>
-              </w:rPr>
-              <w:t>qty</w:t>
-            </w:r>
-            <w:proofErr w:type="spellEnd"/>
-            <w:r>
-              <w:rPr>
-                <w:rFonts w:ascii="Times New Roman" w:hAnsi="Times New Roman" w:cs="Times New Roman"/>
-                <w:sz w:val="24"/>
-                <w:szCs w:val="24"/>
-              </w:rPr>
-              <w:t>}</w:t>
+              <w:t>${qty}</w:t>
             </w:r>
           </w:p>
         </w:tc>
@@ -1061,25 +935,7 @@
                 <w:sz w:val="24"/>
                 <w:szCs w:val="24"/>
               </w:rPr>
-              <w:t>${</w:t>
-            </w:r>
-            <w:proofErr w:type="spellStart"/>
-            <w:r>
-              <w:rPr>
-                <w:rFonts w:ascii="Times New Roman" w:hAnsi="Times New Roman" w:cs="Times New Roman"/>
-                <w:sz w:val="24"/>
-                <w:szCs w:val="24"/>
-              </w:rPr>
-              <w:t>dnote</w:t>
-            </w:r>
-            <w:proofErr w:type="spellEnd"/>
-            <w:r>
-              <w:rPr>
-                <w:rFonts w:ascii="Times New Roman" w:hAnsi="Times New Roman" w:cs="Times New Roman"/>
-                <w:sz w:val="24"/>
-                <w:szCs w:val="24"/>
-              </w:rPr>
-              <w:t>}</w:t>
+              <w:t>${dnote}</w:t>
             </w:r>
           </w:p>
         </w:tc>
@@ -1092,219 +948,20 @@
           <w:ilvl w:val="0"/>
           <w:numId w:val="3"/>
         </w:numPr>
-        <w:rPr>
-          <w:rFonts w:ascii="Times New Roman" w:hAnsi="Times New Roman" w:cs="Times New Roman"/>
-          <w:sz w:val="24"/>
-          <w:szCs w:val="24"/>
-        </w:rPr>
-      </w:pPr>
-      <w:proofErr w:type="spellStart"/>
-      <w:r>
-        <w:rPr>
-          <w:rFonts w:ascii="Times New Roman" w:hAnsi="Times New Roman" w:cs="Times New Roman"/>
-          <w:sz w:val="24"/>
-          <w:szCs w:val="24"/>
-        </w:rPr>
-        <w:t>Thời</w:t>
-      </w:r>
-      <w:proofErr w:type="spellEnd"/>
-      <w:r>
-        <w:rPr>
-          <w:rFonts w:ascii="Times New Roman" w:hAnsi="Times New Roman" w:cs="Times New Roman"/>
-          <w:sz w:val="24"/>
-          <w:szCs w:val="24"/>
-        </w:rPr>
-        <w:t xml:space="preserve"> </w:t>
-      </w:r>
-      <w:proofErr w:type="spellStart"/>
-      <w:r>
-        <w:rPr>
-          <w:rFonts w:ascii="Times New Roman" w:hAnsi="Times New Roman" w:cs="Times New Roman"/>
-          <w:sz w:val="24"/>
-          <w:szCs w:val="24"/>
-        </w:rPr>
-        <w:t>gian</w:t>
-      </w:r>
-      <w:proofErr w:type="spellEnd"/>
-      <w:r>
-        <w:rPr>
-          <w:rFonts w:ascii="Times New Roman" w:hAnsi="Times New Roman" w:cs="Times New Roman"/>
-          <w:sz w:val="24"/>
-          <w:szCs w:val="24"/>
-        </w:rPr>
-        <w:t xml:space="preserve"> </w:t>
-      </w:r>
-      <w:proofErr w:type="spellStart"/>
-      <w:r>
-        <w:rPr>
-          <w:rFonts w:ascii="Times New Roman" w:hAnsi="Times New Roman" w:cs="Times New Roman"/>
-          <w:sz w:val="24"/>
-          <w:szCs w:val="24"/>
-        </w:rPr>
-        <w:t>hoàn</w:t>
-      </w:r>
-      <w:proofErr w:type="spellEnd"/>
-      <w:r>
-        <w:rPr>
-          <w:rFonts w:ascii="Times New Roman" w:hAnsi="Times New Roman" w:cs="Times New Roman"/>
-          <w:sz w:val="24"/>
-          <w:szCs w:val="24"/>
-        </w:rPr>
-        <w:t xml:space="preserve"> </w:t>
-      </w:r>
-      <w:proofErr w:type="spellStart"/>
-      <w:r>
-        <w:rPr>
-          <w:rFonts w:ascii="Times New Roman" w:hAnsi="Times New Roman" w:cs="Times New Roman"/>
-          <w:sz w:val="24"/>
-          <w:szCs w:val="24"/>
-        </w:rPr>
-        <w:t>thành</w:t>
-      </w:r>
-      <w:proofErr w:type="spellEnd"/>
-      <w:r>
-        <w:rPr>
-          <w:rFonts w:ascii="Times New Roman" w:hAnsi="Times New Roman" w:cs="Times New Roman"/>
-          <w:sz w:val="24"/>
-          <w:szCs w:val="24"/>
-        </w:rPr>
-        <w:t xml:space="preserve"> </w:t>
-      </w:r>
-      <w:proofErr w:type="spellStart"/>
-      <w:r>
-        <w:rPr>
-          <w:rFonts w:ascii="Times New Roman" w:hAnsi="Times New Roman" w:cs="Times New Roman"/>
-          <w:sz w:val="24"/>
-          <w:szCs w:val="24"/>
-        </w:rPr>
-        <w:t>lắp</w:t>
-      </w:r>
-      <w:proofErr w:type="spellEnd"/>
-      <w:r>
-        <w:rPr>
-          <w:rFonts w:ascii="Times New Roman" w:hAnsi="Times New Roman" w:cs="Times New Roman"/>
-          <w:sz w:val="24"/>
-          <w:szCs w:val="24"/>
-        </w:rPr>
-        <w:t xml:space="preserve"> </w:t>
-      </w:r>
-      <w:proofErr w:type="spellStart"/>
-      <w:r>
-        <w:rPr>
-          <w:rFonts w:ascii="Times New Roman" w:hAnsi="Times New Roman" w:cs="Times New Roman"/>
-          <w:sz w:val="24"/>
-          <w:szCs w:val="24"/>
-        </w:rPr>
-        <w:t>đặt</w:t>
-      </w:r>
-      <w:proofErr w:type="spellEnd"/>
-      <w:r>
-        <w:rPr>
-          <w:rFonts w:ascii="Times New Roman" w:hAnsi="Times New Roman" w:cs="Times New Roman"/>
-          <w:sz w:val="24"/>
-          <w:szCs w:val="24"/>
-        </w:rPr>
-        <w:t xml:space="preserve"> </w:t>
-      </w:r>
-      <w:proofErr w:type="spellStart"/>
-      <w:r>
-        <w:rPr>
-          <w:rFonts w:ascii="Times New Roman" w:hAnsi="Times New Roman" w:cs="Times New Roman"/>
-          <w:sz w:val="24"/>
-          <w:szCs w:val="24"/>
-        </w:rPr>
-        <w:t>và</w:t>
-      </w:r>
-      <w:proofErr w:type="spellEnd"/>
-      <w:r>
-        <w:rPr>
-          <w:rFonts w:ascii="Times New Roman" w:hAnsi="Times New Roman" w:cs="Times New Roman"/>
-          <w:sz w:val="24"/>
-          <w:szCs w:val="24"/>
-        </w:rPr>
-        <w:t xml:space="preserve"> </w:t>
-      </w:r>
-      <w:proofErr w:type="spellStart"/>
-      <w:r>
-        <w:rPr>
-          <w:rFonts w:ascii="Times New Roman" w:hAnsi="Times New Roman" w:cs="Times New Roman"/>
-          <w:sz w:val="24"/>
-          <w:szCs w:val="24"/>
-        </w:rPr>
-        <w:t>đưa</w:t>
-      </w:r>
-      <w:proofErr w:type="spellEnd"/>
-      <w:r>
-        <w:rPr>
-          <w:rFonts w:ascii="Times New Roman" w:hAnsi="Times New Roman" w:cs="Times New Roman"/>
-          <w:sz w:val="24"/>
-          <w:szCs w:val="24"/>
-        </w:rPr>
-        <w:t xml:space="preserve"> </w:t>
-      </w:r>
-      <w:proofErr w:type="spellStart"/>
-      <w:r>
-        <w:rPr>
-          <w:rFonts w:ascii="Times New Roman" w:hAnsi="Times New Roman" w:cs="Times New Roman"/>
-          <w:sz w:val="24"/>
-          <w:szCs w:val="24"/>
-        </w:rPr>
-        <w:t>vào</w:t>
-      </w:r>
-      <w:proofErr w:type="spellEnd"/>
-      <w:r>
-        <w:rPr>
-          <w:rFonts w:ascii="Times New Roman" w:hAnsi="Times New Roman" w:cs="Times New Roman"/>
-          <w:sz w:val="24"/>
-          <w:szCs w:val="24"/>
-        </w:rPr>
-        <w:t xml:space="preserve"> </w:t>
-      </w:r>
-      <w:proofErr w:type="spellStart"/>
-      <w:r>
-        <w:rPr>
-          <w:rFonts w:ascii="Times New Roman" w:hAnsi="Times New Roman" w:cs="Times New Roman"/>
-          <w:sz w:val="24"/>
-          <w:szCs w:val="24"/>
-        </w:rPr>
-        <w:t>sử</w:t>
-      </w:r>
-      <w:proofErr w:type="spellEnd"/>
-      <w:r>
-        <w:rPr>
-          <w:rFonts w:ascii="Times New Roman" w:hAnsi="Times New Roman" w:cs="Times New Roman"/>
-          <w:sz w:val="24"/>
-          <w:szCs w:val="24"/>
-        </w:rPr>
-        <w:t xml:space="preserve"> </w:t>
-      </w:r>
-      <w:proofErr w:type="spellStart"/>
-      <w:proofErr w:type="gramStart"/>
-      <w:r>
-        <w:rPr>
-          <w:rFonts w:ascii="Times New Roman" w:hAnsi="Times New Roman" w:cs="Times New Roman"/>
-          <w:sz w:val="24"/>
-          <w:szCs w:val="24"/>
-        </w:rPr>
-        <w:t>dụng</w:t>
-      </w:r>
-      <w:proofErr w:type="spellEnd"/>
-      <w:r>
-        <w:rPr>
-          <w:rFonts w:ascii="Times New Roman" w:hAnsi="Times New Roman" w:cs="Times New Roman"/>
-          <w:sz w:val="24"/>
-          <w:szCs w:val="24"/>
-        </w:rPr>
-        <w:t>:…</w:t>
-      </w:r>
-      <w:proofErr w:type="gramEnd"/>
-      <w:r>
-        <w:rPr>
-          <w:rFonts w:ascii="Times New Roman" w:hAnsi="Times New Roman" w:cs="Times New Roman"/>
-          <w:sz w:val="24"/>
-          <w:szCs w:val="24"/>
-        </w:rPr>
-        <w:t>./……/2025</w:t>
+        <w:jc w:val="both"/>
+        <w:rPr>
+          <w:rFonts w:ascii="Times New Roman" w:hAnsi="Times New Roman" w:cs="Times New Roman"/>
+          <w:sz w:val="24"/>
+          <w:szCs w:val="24"/>
+        </w:rPr>
+      </w:pPr>
+      <w:r>
+        <w:rPr>
+          <w:rFonts w:ascii="Times New Roman" w:hAnsi="Times New Roman" w:cs="Times New Roman"/>
+          <w:sz w:val="24"/>
+          <w:szCs w:val="24"/>
+        </w:rPr>
+        <w:t>Thời gian hoàn thành lắp đặt và đưa vào sử dụng:…./……/2025</w:t>
       </w:r>
     </w:p>
     <w:p>
@@ -1315,101 +972,20 @@
           <w:numId w:val="3"/>
         </w:numPr>
         <w:ind w:left="1134" w:firstLine="0"/>
-        <w:rPr>
-          <w:rFonts w:ascii="Times New Roman" w:hAnsi="Times New Roman" w:cs="Times New Roman"/>
-          <w:sz w:val="24"/>
-          <w:szCs w:val="24"/>
-        </w:rPr>
-      </w:pPr>
-      <w:r>
-        <w:rPr>
-          <w:rFonts w:ascii="Times New Roman" w:hAnsi="Times New Roman" w:cs="Times New Roman"/>
-          <w:sz w:val="24"/>
-          <w:szCs w:val="24"/>
-        </w:rPr>
-        <w:t xml:space="preserve"> </w:t>
-      </w:r>
-      <w:proofErr w:type="spellStart"/>
-      <w:r>
-        <w:rPr>
-          <w:rFonts w:ascii="Times New Roman" w:hAnsi="Times New Roman" w:cs="Times New Roman"/>
-          <w:sz w:val="24"/>
-          <w:szCs w:val="24"/>
-        </w:rPr>
-        <w:t>Tình</w:t>
-      </w:r>
-      <w:proofErr w:type="spellEnd"/>
-      <w:r>
-        <w:rPr>
-          <w:rFonts w:ascii="Times New Roman" w:hAnsi="Times New Roman" w:cs="Times New Roman"/>
-          <w:sz w:val="24"/>
-          <w:szCs w:val="24"/>
-        </w:rPr>
-        <w:t xml:space="preserve"> </w:t>
-      </w:r>
-      <w:proofErr w:type="spellStart"/>
-      <w:r>
-        <w:rPr>
-          <w:rFonts w:ascii="Times New Roman" w:hAnsi="Times New Roman" w:cs="Times New Roman"/>
-          <w:sz w:val="24"/>
-          <w:szCs w:val="24"/>
-        </w:rPr>
-        <w:t>trạng</w:t>
-      </w:r>
-      <w:proofErr w:type="spellEnd"/>
-      <w:r>
-        <w:rPr>
-          <w:rFonts w:ascii="Times New Roman" w:hAnsi="Times New Roman" w:cs="Times New Roman"/>
-          <w:sz w:val="24"/>
-          <w:szCs w:val="24"/>
-        </w:rPr>
-        <w:t xml:space="preserve"> </w:t>
-      </w:r>
-      <w:proofErr w:type="spellStart"/>
-      <w:r>
-        <w:rPr>
-          <w:rFonts w:ascii="Times New Roman" w:hAnsi="Times New Roman" w:cs="Times New Roman"/>
-          <w:sz w:val="24"/>
-          <w:szCs w:val="24"/>
-        </w:rPr>
-        <w:t>thiết</w:t>
-      </w:r>
-      <w:proofErr w:type="spellEnd"/>
-      <w:r>
-        <w:rPr>
-          <w:rFonts w:ascii="Times New Roman" w:hAnsi="Times New Roman" w:cs="Times New Roman"/>
-          <w:sz w:val="24"/>
-          <w:szCs w:val="24"/>
-        </w:rPr>
-        <w:t xml:space="preserve"> </w:t>
-      </w:r>
-      <w:proofErr w:type="spellStart"/>
-      <w:proofErr w:type="gramStart"/>
-      <w:r>
-        <w:rPr>
-          <w:rFonts w:ascii="Times New Roman" w:hAnsi="Times New Roman" w:cs="Times New Roman"/>
-          <w:sz w:val="24"/>
-          <w:szCs w:val="24"/>
-        </w:rPr>
-        <w:t>bị</w:t>
-      </w:r>
-      <w:proofErr w:type="spellEnd"/>
-      <w:r>
-        <w:rPr>
-          <w:rFonts w:ascii="Times New Roman" w:hAnsi="Times New Roman" w:cs="Times New Roman"/>
-          <w:sz w:val="24"/>
-          <w:szCs w:val="24"/>
-        </w:rPr>
-        <w:t>:…</w:t>
-      </w:r>
-      <w:proofErr w:type="gramEnd"/>
-      <w:r>
-        <w:rPr>
-          <w:rFonts w:ascii="Times New Roman" w:hAnsi="Times New Roman" w:cs="Times New Roman"/>
-          <w:sz w:val="24"/>
-          <w:szCs w:val="24"/>
-        </w:rPr>
-        <w:t>……………………………………………………………………………………………………………………….</w:t>
+        <w:jc w:val="both"/>
+        <w:rPr>
+          <w:rFonts w:ascii="Times New Roman" w:hAnsi="Times New Roman" w:cs="Times New Roman"/>
+          <w:sz w:val="24"/>
+          <w:szCs w:val="24"/>
+        </w:rPr>
+      </w:pPr>
+      <w:r>
+        <w:rPr>
+          <w:rFonts w:ascii="Times New Roman" w:hAnsi="Times New Roman" w:cs="Times New Roman"/>
+          <w:sz w:val="24"/>
+          <w:szCs w:val="24"/>
+        </w:rPr>
+        <w:t>Tình trạng thiết bị:………………………………………………………………………………………………………………………….</w:t>
       </w:r>
     </w:p>
     <w:p>
@@ -1420,118 +996,20 @@
           <w:numId w:val="3"/>
         </w:numPr>
         <w:ind w:left="1134" w:firstLine="0"/>
-        <w:rPr>
-          <w:rFonts w:ascii="Times New Roman" w:hAnsi="Times New Roman" w:cs="Times New Roman"/>
-          <w:sz w:val="24"/>
-          <w:szCs w:val="24"/>
-        </w:rPr>
-      </w:pPr>
-      <w:r>
-        <w:rPr>
-          <w:rFonts w:ascii="Times New Roman" w:hAnsi="Times New Roman" w:cs="Times New Roman"/>
-          <w:sz w:val="24"/>
-          <w:szCs w:val="24"/>
-        </w:rPr>
-        <w:t xml:space="preserve"> </w:t>
-      </w:r>
-      <w:proofErr w:type="spellStart"/>
-      <w:r>
-        <w:rPr>
-          <w:rFonts w:ascii="Times New Roman" w:hAnsi="Times New Roman" w:cs="Times New Roman"/>
-          <w:sz w:val="24"/>
-          <w:szCs w:val="24"/>
-        </w:rPr>
-        <w:t>Xác</w:t>
-      </w:r>
-      <w:proofErr w:type="spellEnd"/>
-      <w:r>
-        <w:rPr>
-          <w:rFonts w:ascii="Times New Roman" w:hAnsi="Times New Roman" w:cs="Times New Roman"/>
-          <w:sz w:val="24"/>
-          <w:szCs w:val="24"/>
-        </w:rPr>
-        <w:t xml:space="preserve"> </w:t>
-      </w:r>
-      <w:proofErr w:type="spellStart"/>
-      <w:r>
-        <w:rPr>
-          <w:rFonts w:ascii="Times New Roman" w:hAnsi="Times New Roman" w:cs="Times New Roman"/>
-          <w:sz w:val="24"/>
-          <w:szCs w:val="24"/>
-        </w:rPr>
-        <w:t>nhận</w:t>
-      </w:r>
-      <w:proofErr w:type="spellEnd"/>
-      <w:r>
-        <w:rPr>
-          <w:rFonts w:ascii="Times New Roman" w:hAnsi="Times New Roman" w:cs="Times New Roman"/>
-          <w:sz w:val="24"/>
-          <w:szCs w:val="24"/>
-        </w:rPr>
-        <w:t xml:space="preserve"> </w:t>
-      </w:r>
-      <w:proofErr w:type="spellStart"/>
-      <w:r>
-        <w:rPr>
-          <w:rFonts w:ascii="Times New Roman" w:hAnsi="Times New Roman" w:cs="Times New Roman"/>
-          <w:sz w:val="24"/>
-          <w:szCs w:val="24"/>
-        </w:rPr>
-        <w:t>hiện</w:t>
-      </w:r>
-      <w:proofErr w:type="spellEnd"/>
-      <w:r>
-        <w:rPr>
-          <w:rFonts w:ascii="Times New Roman" w:hAnsi="Times New Roman" w:cs="Times New Roman"/>
-          <w:sz w:val="24"/>
-          <w:szCs w:val="24"/>
-        </w:rPr>
-        <w:t xml:space="preserve"> </w:t>
-      </w:r>
-      <w:proofErr w:type="spellStart"/>
-      <w:r>
-        <w:rPr>
-          <w:rFonts w:ascii="Times New Roman" w:hAnsi="Times New Roman" w:cs="Times New Roman"/>
-          <w:sz w:val="24"/>
-          <w:szCs w:val="24"/>
-        </w:rPr>
-        <w:t>trạng</w:t>
-      </w:r>
-      <w:proofErr w:type="spellEnd"/>
-      <w:r>
-        <w:rPr>
-          <w:rFonts w:ascii="Times New Roman" w:hAnsi="Times New Roman" w:cs="Times New Roman"/>
-          <w:sz w:val="24"/>
-          <w:szCs w:val="24"/>
-        </w:rPr>
-        <w:t xml:space="preserve"> </w:t>
-      </w:r>
-      <w:proofErr w:type="spellStart"/>
-      <w:r>
-        <w:rPr>
-          <w:rFonts w:ascii="Times New Roman" w:hAnsi="Times New Roman" w:cs="Times New Roman"/>
-          <w:sz w:val="24"/>
-          <w:szCs w:val="24"/>
-        </w:rPr>
-        <w:t>xung</w:t>
-      </w:r>
-      <w:proofErr w:type="spellEnd"/>
-      <w:r>
-        <w:rPr>
-          <w:rFonts w:ascii="Times New Roman" w:hAnsi="Times New Roman" w:cs="Times New Roman"/>
-          <w:sz w:val="24"/>
-          <w:szCs w:val="24"/>
-        </w:rPr>
-        <w:t xml:space="preserve"> </w:t>
-      </w:r>
-      <w:proofErr w:type="spellStart"/>
-      <w:r>
-        <w:rPr>
-          <w:rFonts w:ascii="Times New Roman" w:hAnsi="Times New Roman" w:cs="Times New Roman"/>
-          <w:sz w:val="24"/>
-          <w:szCs w:val="24"/>
-        </w:rPr>
-        <w:t>quan</w:t>
+        <w:jc w:val="both"/>
+        <w:rPr>
+          <w:rFonts w:ascii="Times New Roman" w:hAnsi="Times New Roman" w:cs="Times New Roman"/>
+          <w:sz w:val="24"/>
+          <w:szCs w:val="24"/>
+        </w:rPr>
+      </w:pPr>
+      <w:r>
+        <w:rPr>
+          <w:rFonts w:ascii="Times New Roman" w:hAnsi="Times New Roman" w:cs="Times New Roman"/>
+          <w:sz w:val="24"/>
+          <w:szCs w:val="24"/>
+        </w:rPr>
+        <w:t>Xác nhận hiện trạng xung quan</w:t>
       </w:r>
       <w:r>
         <w:rPr>
@@ -1541,97 +1019,14 @@
         </w:rPr>
         <w:t>h</w:t>
       </w:r>
-      <w:proofErr w:type="spellEnd"/>
-      <w:r>
-        <w:rPr>
-          <w:rFonts w:ascii="Times New Roman" w:hAnsi="Times New Roman" w:cs="Times New Roman"/>
-          <w:sz w:val="24"/>
-          <w:szCs w:val="24"/>
-        </w:rPr>
-        <w:t xml:space="preserve"> </w:t>
-      </w:r>
-      <w:proofErr w:type="spellStart"/>
-      <w:r>
-        <w:rPr>
-          <w:rFonts w:ascii="Times New Roman" w:hAnsi="Times New Roman" w:cs="Times New Roman"/>
-          <w:sz w:val="24"/>
-          <w:szCs w:val="24"/>
-        </w:rPr>
-        <w:t>vị</w:t>
-      </w:r>
-      <w:proofErr w:type="spellEnd"/>
-      <w:r>
-        <w:rPr>
-          <w:rFonts w:ascii="Times New Roman" w:hAnsi="Times New Roman" w:cs="Times New Roman"/>
-          <w:sz w:val="24"/>
-          <w:szCs w:val="24"/>
-        </w:rPr>
-        <w:t xml:space="preserve"> </w:t>
-      </w:r>
-      <w:proofErr w:type="spellStart"/>
-      <w:r>
-        <w:rPr>
-          <w:rFonts w:ascii="Times New Roman" w:hAnsi="Times New Roman" w:cs="Times New Roman"/>
-          <w:sz w:val="24"/>
-          <w:szCs w:val="24"/>
-        </w:rPr>
-        <w:t>trí</w:t>
-      </w:r>
-      <w:proofErr w:type="spellEnd"/>
-      <w:r>
-        <w:rPr>
-          <w:rFonts w:ascii="Times New Roman" w:hAnsi="Times New Roman" w:cs="Times New Roman"/>
-          <w:sz w:val="24"/>
-          <w:szCs w:val="24"/>
-        </w:rPr>
-        <w:t xml:space="preserve"> </w:t>
-      </w:r>
-      <w:proofErr w:type="spellStart"/>
-      <w:r>
-        <w:rPr>
-          <w:rFonts w:ascii="Times New Roman" w:hAnsi="Times New Roman" w:cs="Times New Roman"/>
-          <w:sz w:val="24"/>
-          <w:szCs w:val="24"/>
-        </w:rPr>
-        <w:t>lắp</w:t>
-      </w:r>
-      <w:proofErr w:type="spellEnd"/>
-      <w:r>
-        <w:rPr>
-          <w:rFonts w:ascii="Times New Roman" w:hAnsi="Times New Roman" w:cs="Times New Roman"/>
-          <w:sz w:val="24"/>
-          <w:szCs w:val="24"/>
-        </w:rPr>
-        <w:t xml:space="preserve">: </w:t>
-      </w:r>
-      <w:proofErr w:type="spellStart"/>
-      <w:r>
-        <w:rPr>
-          <w:rFonts w:ascii="Times New Roman" w:hAnsi="Times New Roman" w:cs="Times New Roman"/>
-          <w:sz w:val="24"/>
-          <w:szCs w:val="24"/>
-        </w:rPr>
-        <w:t>Bình</w:t>
-      </w:r>
-      <w:proofErr w:type="spellEnd"/>
-      <w:r>
-        <w:rPr>
-          <w:rFonts w:ascii="Times New Roman" w:hAnsi="Times New Roman" w:cs="Times New Roman"/>
-          <w:sz w:val="24"/>
-          <w:szCs w:val="24"/>
-        </w:rPr>
-        <w:t xml:space="preserve"> </w:t>
-      </w:r>
-      <w:proofErr w:type="spellStart"/>
-      <w:r>
-        <w:rPr>
-          <w:rFonts w:ascii="Times New Roman" w:hAnsi="Times New Roman" w:cs="Times New Roman"/>
-          <w:sz w:val="24"/>
-          <w:szCs w:val="24"/>
-        </w:rPr>
-        <w:t>thường</w:t>
-      </w:r>
-      <w:proofErr w:type="spellEnd"/>
+      <w:r>
+        <w:rPr>
+          <w:rFonts w:ascii="Times New Roman" w:hAnsi="Times New Roman" w:cs="Times New Roman"/>
+          <w:sz w:val="24"/>
+          <w:szCs w:val="24"/>
+        </w:rPr>
+        <w:t xml:space="preserve"> vị trí lắp: Bình thường</w:t>
+      </w:r>
     </w:p>
     <w:p>
       <w:pPr>
@@ -1641,210 +1036,21 @@
           <w:numId w:val="3"/>
         </w:numPr>
         <w:ind w:left="1134" w:firstLine="0"/>
-        <w:rPr>
-          <w:rFonts w:ascii="Times New Roman" w:hAnsi="Times New Roman" w:cs="Times New Roman"/>
-          <w:sz w:val="24"/>
-          <w:szCs w:val="24"/>
-        </w:rPr>
-      </w:pPr>
-      <w:r>
-        <w:rPr>
-          <w:rFonts w:ascii="Times New Roman" w:hAnsi="Times New Roman" w:cs="Times New Roman"/>
-          <w:sz w:val="24"/>
-          <w:szCs w:val="24"/>
-        </w:rPr>
-        <w:t xml:space="preserve"> </w:t>
-      </w:r>
-      <w:proofErr w:type="spellStart"/>
-      <w:r>
-        <w:rPr>
-          <w:rFonts w:ascii="Times New Roman" w:hAnsi="Times New Roman" w:cs="Times New Roman"/>
-          <w:sz w:val="24"/>
-          <w:szCs w:val="24"/>
-        </w:rPr>
-        <w:t>Xác</w:t>
-      </w:r>
-      <w:proofErr w:type="spellEnd"/>
-      <w:r>
-        <w:rPr>
-          <w:rFonts w:ascii="Times New Roman" w:hAnsi="Times New Roman" w:cs="Times New Roman"/>
-          <w:sz w:val="24"/>
-          <w:szCs w:val="24"/>
-        </w:rPr>
-        <w:t xml:space="preserve"> </w:t>
-      </w:r>
-      <w:proofErr w:type="spellStart"/>
-      <w:r>
-        <w:rPr>
-          <w:rFonts w:ascii="Times New Roman" w:hAnsi="Times New Roman" w:cs="Times New Roman"/>
-          <w:sz w:val="24"/>
-          <w:szCs w:val="24"/>
-        </w:rPr>
-        <w:t>nhận</w:t>
-      </w:r>
-      <w:proofErr w:type="spellEnd"/>
-      <w:r>
-        <w:rPr>
-          <w:rFonts w:ascii="Times New Roman" w:hAnsi="Times New Roman" w:cs="Times New Roman"/>
-          <w:sz w:val="24"/>
-          <w:szCs w:val="24"/>
-        </w:rPr>
-        <w:t xml:space="preserve"> </w:t>
-      </w:r>
-      <w:proofErr w:type="spellStart"/>
-      <w:r>
-        <w:rPr>
-          <w:rFonts w:ascii="Times New Roman" w:hAnsi="Times New Roman" w:cs="Times New Roman"/>
-          <w:sz w:val="24"/>
-          <w:szCs w:val="24"/>
-        </w:rPr>
-        <w:t>đạt</w:t>
-      </w:r>
-      <w:proofErr w:type="spellEnd"/>
-      <w:r>
-        <w:rPr>
-          <w:rFonts w:ascii="Times New Roman" w:hAnsi="Times New Roman" w:cs="Times New Roman"/>
-          <w:sz w:val="24"/>
-          <w:szCs w:val="24"/>
-        </w:rPr>
-        <w:t xml:space="preserve"> </w:t>
-      </w:r>
-      <w:proofErr w:type="spellStart"/>
-      <w:r>
-        <w:rPr>
-          <w:rFonts w:ascii="Times New Roman" w:hAnsi="Times New Roman" w:cs="Times New Roman"/>
-          <w:sz w:val="24"/>
-          <w:szCs w:val="24"/>
-        </w:rPr>
-        <w:t>tiêu</w:t>
-      </w:r>
-      <w:proofErr w:type="spellEnd"/>
-      <w:r>
-        <w:rPr>
-          <w:rFonts w:ascii="Times New Roman" w:hAnsi="Times New Roman" w:cs="Times New Roman"/>
-          <w:sz w:val="24"/>
-          <w:szCs w:val="24"/>
-        </w:rPr>
-        <w:t xml:space="preserve"> </w:t>
-      </w:r>
-      <w:proofErr w:type="spellStart"/>
-      <w:r>
-        <w:rPr>
-          <w:rFonts w:ascii="Times New Roman" w:hAnsi="Times New Roman" w:cs="Times New Roman"/>
-          <w:sz w:val="24"/>
-          <w:szCs w:val="24"/>
-        </w:rPr>
-        <w:t>chuẩn</w:t>
-      </w:r>
-      <w:proofErr w:type="spellEnd"/>
-      <w:r>
-        <w:rPr>
-          <w:rFonts w:ascii="Times New Roman" w:hAnsi="Times New Roman" w:cs="Times New Roman"/>
-          <w:sz w:val="24"/>
-          <w:szCs w:val="24"/>
-        </w:rPr>
-        <w:t xml:space="preserve"> </w:t>
-      </w:r>
-      <w:proofErr w:type="spellStart"/>
-      <w:r>
-        <w:rPr>
-          <w:rFonts w:ascii="Times New Roman" w:hAnsi="Times New Roman" w:cs="Times New Roman"/>
-          <w:sz w:val="24"/>
-          <w:szCs w:val="24"/>
-        </w:rPr>
-        <w:t>kỹ</w:t>
-      </w:r>
-      <w:proofErr w:type="spellEnd"/>
-      <w:r>
-        <w:rPr>
-          <w:rFonts w:ascii="Times New Roman" w:hAnsi="Times New Roman" w:cs="Times New Roman"/>
-          <w:sz w:val="24"/>
-          <w:szCs w:val="24"/>
-        </w:rPr>
-        <w:t xml:space="preserve"> </w:t>
-      </w:r>
-      <w:proofErr w:type="spellStart"/>
-      <w:r>
-        <w:rPr>
-          <w:rFonts w:ascii="Times New Roman" w:hAnsi="Times New Roman" w:cs="Times New Roman"/>
-          <w:sz w:val="24"/>
-          <w:szCs w:val="24"/>
-        </w:rPr>
-        <w:t>thuật</w:t>
-      </w:r>
-      <w:proofErr w:type="spellEnd"/>
-      <w:r>
-        <w:rPr>
-          <w:rFonts w:ascii="Times New Roman" w:hAnsi="Times New Roman" w:cs="Times New Roman"/>
-          <w:sz w:val="24"/>
-          <w:szCs w:val="24"/>
-        </w:rPr>
-        <w:t xml:space="preserve">, an </w:t>
-      </w:r>
-      <w:proofErr w:type="spellStart"/>
-      <w:r>
-        <w:rPr>
-          <w:rFonts w:ascii="Times New Roman" w:hAnsi="Times New Roman" w:cs="Times New Roman"/>
-          <w:sz w:val="24"/>
-          <w:szCs w:val="24"/>
-        </w:rPr>
-        <w:t>toàn</w:t>
-      </w:r>
-      <w:proofErr w:type="spellEnd"/>
-      <w:r>
-        <w:rPr>
-          <w:rFonts w:ascii="Times New Roman" w:hAnsi="Times New Roman" w:cs="Times New Roman"/>
-          <w:sz w:val="24"/>
-          <w:szCs w:val="24"/>
-        </w:rPr>
-        <w:t xml:space="preserve"> </w:t>
-      </w:r>
-      <w:proofErr w:type="spellStart"/>
-      <w:r>
-        <w:rPr>
-          <w:rFonts w:ascii="Times New Roman" w:hAnsi="Times New Roman" w:cs="Times New Roman"/>
-          <w:sz w:val="24"/>
-          <w:szCs w:val="24"/>
-        </w:rPr>
-        <w:t>điện</w:t>
-      </w:r>
-      <w:proofErr w:type="spellEnd"/>
-      <w:r>
-        <w:rPr>
-          <w:rFonts w:ascii="Times New Roman" w:hAnsi="Times New Roman" w:cs="Times New Roman"/>
-          <w:sz w:val="24"/>
-          <w:szCs w:val="24"/>
-        </w:rPr>
-        <w:t xml:space="preserve">: </w:t>
-      </w:r>
-      <w:proofErr w:type="spellStart"/>
-      <w:r>
-        <w:rPr>
-          <w:rFonts w:ascii="Times New Roman" w:hAnsi="Times New Roman" w:cs="Times New Roman"/>
-          <w:sz w:val="24"/>
-          <w:szCs w:val="24"/>
-        </w:rPr>
-        <w:t>Đảm</w:t>
-      </w:r>
-      <w:proofErr w:type="spellEnd"/>
-      <w:r>
-        <w:rPr>
-          <w:rFonts w:ascii="Times New Roman" w:hAnsi="Times New Roman" w:cs="Times New Roman"/>
-          <w:sz w:val="24"/>
-          <w:szCs w:val="24"/>
-        </w:rPr>
-        <w:t xml:space="preserve"> </w:t>
-      </w:r>
-      <w:proofErr w:type="spellStart"/>
-      <w:r>
-        <w:rPr>
-          <w:rFonts w:ascii="Times New Roman" w:hAnsi="Times New Roman" w:cs="Times New Roman"/>
-          <w:sz w:val="24"/>
-          <w:szCs w:val="24"/>
-        </w:rPr>
-        <w:t>bảo</w:t>
-      </w:r>
-      <w:proofErr w:type="spellEnd"/>
+        <w:jc w:val="both"/>
+        <w:rPr>
+          <w:rFonts w:ascii="Times New Roman" w:hAnsi="Times New Roman" w:cs="Times New Roman"/>
+          <w:sz w:val="24"/>
+          <w:szCs w:val="24"/>
+        </w:rPr>
+      </w:pPr>
+      <w:r>
+        <w:rPr>
+          <w:rFonts w:ascii="Times New Roman" w:hAnsi="Times New Roman" w:cs="Times New Roman"/>
+          <w:sz w:val="24"/>
+          <w:szCs w:val="24"/>
+        </w:rPr>
+        <w:t>Xác nhận đạt tiêu chuẩn kỹ thuật, an toàn điện: Đảm bảo</w:t>
+      </w:r>
     </w:p>
     <w:p>
       <w:pPr>
@@ -1854,111 +1060,20 @@
           <w:numId w:val="3"/>
         </w:numPr>
         <w:ind w:left="1134" w:firstLine="0"/>
-        <w:rPr>
-          <w:rFonts w:ascii="Times New Roman" w:hAnsi="Times New Roman" w:cs="Times New Roman"/>
-          <w:sz w:val="24"/>
-          <w:szCs w:val="24"/>
-        </w:rPr>
-      </w:pPr>
-      <w:r>
-        <w:rPr>
-          <w:rFonts w:ascii="Times New Roman" w:hAnsi="Times New Roman" w:cs="Times New Roman"/>
-          <w:sz w:val="24"/>
-          <w:szCs w:val="24"/>
-        </w:rPr>
-        <w:t xml:space="preserve"> </w:t>
-      </w:r>
-      <w:bookmarkStart w:id="0" w:name="_GoBack"/>
-      <w:bookmarkEnd w:id="0"/>
-      <w:proofErr w:type="spellStart"/>
-      <w:r>
-        <w:rPr>
-          <w:rFonts w:ascii="Times New Roman" w:hAnsi="Times New Roman" w:cs="Times New Roman"/>
-          <w:sz w:val="24"/>
-          <w:szCs w:val="24"/>
-        </w:rPr>
-        <w:t>Thông</w:t>
-      </w:r>
-      <w:proofErr w:type="spellEnd"/>
-      <w:r>
-        <w:rPr>
-          <w:rFonts w:ascii="Times New Roman" w:hAnsi="Times New Roman" w:cs="Times New Roman"/>
-          <w:sz w:val="24"/>
-          <w:szCs w:val="24"/>
-        </w:rPr>
-        <w:t xml:space="preserve"> tin </w:t>
-      </w:r>
-      <w:proofErr w:type="spellStart"/>
-      <w:r>
-        <w:rPr>
-          <w:rFonts w:ascii="Times New Roman" w:hAnsi="Times New Roman" w:cs="Times New Roman"/>
-          <w:sz w:val="24"/>
-          <w:szCs w:val="24"/>
-        </w:rPr>
-        <w:t>liên</w:t>
-      </w:r>
-      <w:proofErr w:type="spellEnd"/>
-      <w:r>
-        <w:rPr>
-          <w:rFonts w:ascii="Times New Roman" w:hAnsi="Times New Roman" w:cs="Times New Roman"/>
-          <w:sz w:val="24"/>
-          <w:szCs w:val="24"/>
-        </w:rPr>
-        <w:t xml:space="preserve"> </w:t>
-      </w:r>
-      <w:proofErr w:type="spellStart"/>
-      <w:r>
-        <w:rPr>
-          <w:rFonts w:ascii="Times New Roman" w:hAnsi="Times New Roman" w:cs="Times New Roman"/>
-          <w:sz w:val="24"/>
-          <w:szCs w:val="24"/>
-        </w:rPr>
-        <w:t>hệ</w:t>
-      </w:r>
-      <w:proofErr w:type="spellEnd"/>
-      <w:r>
-        <w:rPr>
-          <w:rFonts w:ascii="Times New Roman" w:hAnsi="Times New Roman" w:cs="Times New Roman"/>
-          <w:sz w:val="24"/>
-          <w:szCs w:val="24"/>
-        </w:rPr>
-        <w:t xml:space="preserve"> </w:t>
-      </w:r>
-      <w:proofErr w:type="spellStart"/>
-      <w:r>
-        <w:rPr>
-          <w:rFonts w:ascii="Times New Roman" w:hAnsi="Times New Roman" w:cs="Times New Roman"/>
-          <w:sz w:val="24"/>
-          <w:szCs w:val="24"/>
-        </w:rPr>
-        <w:t>bên</w:t>
-      </w:r>
-      <w:proofErr w:type="spellEnd"/>
-      <w:r>
-        <w:rPr>
-          <w:rFonts w:ascii="Times New Roman" w:hAnsi="Times New Roman" w:cs="Times New Roman"/>
-          <w:sz w:val="24"/>
-          <w:szCs w:val="24"/>
-        </w:rPr>
-        <w:t xml:space="preserve"> </w:t>
-      </w:r>
-      <w:proofErr w:type="spellStart"/>
-      <w:r>
-        <w:rPr>
-          <w:rFonts w:ascii="Times New Roman" w:hAnsi="Times New Roman" w:cs="Times New Roman"/>
-          <w:sz w:val="24"/>
-          <w:szCs w:val="24"/>
-        </w:rPr>
-        <w:t>nhận</w:t>
-      </w:r>
-      <w:proofErr w:type="spellEnd"/>
-      <w:r>
-        <w:rPr>
-          <w:rFonts w:ascii="Times New Roman" w:hAnsi="Times New Roman" w:cs="Times New Roman"/>
-          <w:sz w:val="24"/>
-          <w:szCs w:val="24"/>
-        </w:rPr>
-        <w:t>:…………………………………………………………………………………………………………………</w:t>
+        <w:jc w:val="both"/>
+        <w:rPr>
+          <w:rFonts w:ascii="Times New Roman" w:hAnsi="Times New Roman" w:cs="Times New Roman"/>
+          <w:sz w:val="24"/>
+          <w:szCs w:val="24"/>
+        </w:rPr>
+      </w:pPr>
+      <w:r>
+        <w:rPr>
+          <w:rFonts w:ascii="Times New Roman" w:hAnsi="Times New Roman" w:cs="Times New Roman"/>
+          <w:sz w:val="24"/>
+          <w:szCs w:val="24"/>
+        </w:rPr>
+        <w:t>Thông tin liên hệ bên nhận:…………………………………………………………………………………………………………………</w:t>
       </w:r>
     </w:p>
     <w:p>
@@ -1988,72 +1103,8 @@
           <w:sz w:val="24"/>
           <w:szCs w:val="24"/>
         </w:rPr>
-        <w:t xml:space="preserve"> </w:t>
-      </w:r>
-      <w:proofErr w:type="spellStart"/>
-      <w:r>
-        <w:rPr>
-          <w:rFonts w:ascii="Times New Roman" w:hAnsi="Times New Roman" w:cs="Times New Roman"/>
-          <w:sz w:val="24"/>
-          <w:szCs w:val="24"/>
-        </w:rPr>
-        <w:t>với</w:t>
-      </w:r>
-      <w:proofErr w:type="spellEnd"/>
-      <w:r>
-        <w:rPr>
-          <w:rFonts w:ascii="Times New Roman" w:hAnsi="Times New Roman" w:cs="Times New Roman"/>
-          <w:sz w:val="24"/>
-          <w:szCs w:val="24"/>
-        </w:rPr>
-        <w:t xml:space="preserve"> </w:t>
-      </w:r>
-      <w:proofErr w:type="spellStart"/>
-      <w:r>
-        <w:rPr>
-          <w:rFonts w:ascii="Times New Roman" w:hAnsi="Times New Roman" w:cs="Times New Roman"/>
-          <w:sz w:val="24"/>
-          <w:szCs w:val="24"/>
-        </w:rPr>
-        <w:t>các</w:t>
-      </w:r>
-      <w:proofErr w:type="spellEnd"/>
-      <w:r>
-        <w:rPr>
-          <w:rFonts w:ascii="Times New Roman" w:hAnsi="Times New Roman" w:cs="Times New Roman"/>
-          <w:sz w:val="24"/>
-          <w:szCs w:val="24"/>
-        </w:rPr>
-        <w:t xml:space="preserve"> </w:t>
-      </w:r>
-      <w:proofErr w:type="spellStart"/>
-      <w:r>
-        <w:rPr>
-          <w:rFonts w:ascii="Times New Roman" w:hAnsi="Times New Roman" w:cs="Times New Roman"/>
-          <w:sz w:val="24"/>
-          <w:szCs w:val="24"/>
-        </w:rPr>
-        <w:t>nội</w:t>
-      </w:r>
-      <w:proofErr w:type="spellEnd"/>
-      <w:r>
-        <w:rPr>
-          <w:rFonts w:ascii="Times New Roman" w:hAnsi="Times New Roman" w:cs="Times New Roman"/>
-          <w:sz w:val="24"/>
-          <w:szCs w:val="24"/>
-        </w:rPr>
-        <w:t xml:space="preserve"> dung </w:t>
-      </w:r>
-      <w:proofErr w:type="spellStart"/>
-      <w:r>
-        <w:rPr>
-          <w:rFonts w:ascii="Times New Roman" w:hAnsi="Times New Roman" w:cs="Times New Roman"/>
-          <w:sz w:val="24"/>
-          <w:szCs w:val="24"/>
-        </w:rPr>
-        <w:t>trên</w:t>
-      </w:r>
-      <w:proofErr w:type="spellEnd"/>
+        <w:t xml:space="preserve"> với các nội dung trên</w:t>
+      </w:r>
       <w:r>
         <w:rPr>
           <w:rFonts w:ascii="Times New Roman" w:hAnsi="Times New Roman" w:cs="Times New Roman"/>
@@ -2101,7 +1152,7 @@
 </file>
 
 <file path=word/endnotes.xml><?xml version="1.0" encoding="utf-8"?>
-<w:endnotes xmlns:wpc="http://schemas.microsoft.com/office/word/2010/wordprocessingCanvas" xmlns:cx="http://schemas.microsoft.com/office/drawing/2014/chartex" xmlns:mc="http://schemas.openxmlformats.org/markup-compatibility/2006" xmlns:o="urn:schemas-microsoft-com:office:office" xmlns:r="http://schemas.openxmlformats.org/officeDocument/2006/relationships" xmlns:m="http://schemas.openxmlformats.org/officeDocument/2006/math" xmlns:v="urn:schemas-microsoft-com:vml" xmlns:wp14="http://schemas.microsoft.com/office/word/2010/wordprocessingDrawing" xmlns:wp="http://schemas.openxmlformats.org/drawingml/2006/wordprocessingDrawing" xmlns:w10="urn:schemas-microsoft-com:office:word" xmlns:w="http://schemas.openxmlformats.org/wordprocessingml/2006/main" xmlns:w14="http://schemas.microsoft.com/office/word/2010/wordml" xmlns:w15="http://schemas.microsoft.com/office/word/2012/wordml" xmlns:w16se="http://schemas.microsoft.com/office/word/2015/wordml/symex" xmlns:wpg="http://schemas.microsoft.com/office/word/2010/wordprocessingGroup" xmlns:wpi="http://schemas.microsoft.com/office/word/2010/wordprocessingInk" xmlns:wne="http://schemas.microsoft.com/office/word/2006/wordml" xmlns:wps="http://schemas.microsoft.com/office/word/2010/wordprocessingShape" mc:Ignorable="w14 w15 w16se wp14">
+<w:endnotes xmlns:wpc="http://schemas.microsoft.com/office/word/2010/wordprocessingCanvas" xmlns:cx="http://schemas.microsoft.com/office/drawing/2014/chartex" xmlns:cx1="http://schemas.microsoft.com/office/drawing/2015/9/8/chartex" xmlns:cx2="http://schemas.microsoft.com/office/drawing/2015/10/21/chartex" xmlns:cx3="http://schemas.microsoft.com/office/drawing/2016/5/9/chartex" xmlns:cx4="http://schemas.microsoft.com/office/drawing/2016/5/10/chartex" xmlns:cx5="http://schemas.microsoft.com/office/drawing/2016/5/11/chartex" xmlns:cx6="http://schemas.microsoft.com/office/drawing/2016/5/12/chartex" xmlns:cx7="http://schemas.microsoft.com/office/drawing/2016/5/13/chartex" xmlns:cx8="http://schemas.microsoft.com/office/drawing/2016/5/14/chartex" xmlns:mc="http://schemas.openxmlformats.org/markup-compatibility/2006" xmlns:aink="http://schemas.microsoft.com/office/drawing/2016/ink" xmlns:am3d="http://schemas.microsoft.com/office/drawing/2017/model3d" xmlns:o="urn:schemas-microsoft-com:office:office" xmlns:oel="http://schemas.microsoft.com/office/2019/extlst" xmlns:r="http://schemas.openxmlformats.org/officeDocument/2006/relationships" xmlns:m="http://schemas.openxmlformats.org/officeDocument/2006/math" xmlns:v="urn:schemas-microsoft-com:vml" xmlns:wp14="http://schemas.microsoft.com/office/word/2010/wordprocessingDrawing" xmlns:wp="http://schemas.openxmlformats.org/drawingml/2006/wordprocessingDrawing" xmlns:w10="urn:schemas-microsoft-com:office:word" xmlns:w="http://schemas.openxmlformats.org/wordprocessingml/2006/main" xmlns:w14="http://schemas.microsoft.com/office/word/2010/wordml" xmlns:w15="http://schemas.microsoft.com/office/word/2012/wordml" xmlns:w16cex="http://schemas.microsoft.com/office/word/2018/wordml/cex" xmlns:w16cid="http://schemas.microsoft.com/office/word/2016/wordml/cid" xmlns:w16="http://schemas.microsoft.com/office/word/2018/wordml" xmlns:w16du="http://schemas.microsoft.com/office/word/2023/wordml/word16du" xmlns:w16sdtdh="http://schemas.microsoft.com/office/word/2020/wordml/sdtdatahash" xmlns:w16sdtfl="http://schemas.microsoft.com/office/word/2024/wordml/sdtformatlock" xmlns:w16se="http://schemas.microsoft.com/office/word/2015/wordml/symex" xmlns:wpg="http://schemas.microsoft.com/office/word/2010/wordprocessingGroup" xmlns:wpi="http://schemas.microsoft.com/office/word/2010/wordprocessingInk" xmlns:wne="http://schemas.microsoft.com/office/word/2006/wordml" xmlns:wps="http://schemas.microsoft.com/office/word/2010/wordprocessingShape" mc:Ignorable="w14 w15 w16se w16cid w16 w16cex w16sdtdh w16sdtfl w16du wp14">
   <w:endnote w:type="separator" w:id="-1">
     <w:p>
       <w:pPr>
@@ -2126,7 +1177,7 @@
 </file>
 
 <file path=word/footnotes.xml><?xml version="1.0" encoding="utf-8"?>
-<w:footnotes xmlns:wpc="http://schemas.microsoft.com/office/word/2010/wordprocessingCanvas" xmlns:cx="http://schemas.microsoft.com/office/drawing/2014/chartex" xmlns:mc="http://schemas.openxmlformats.org/markup-compatibility/2006" xmlns:o="urn:schemas-microsoft-com:office:office" xmlns:r="http://schemas.openxmlformats.org/officeDocument/2006/relationships" xmlns:m="http://schemas.openxmlformats.org/officeDocument/2006/math" xmlns:v="urn:schemas-microsoft-com:vml" xmlns:wp14="http://schemas.microsoft.com/office/word/2010/wordprocessingDrawing" xmlns:wp="http://schemas.openxmlformats.org/drawingml/2006/wordprocessingDrawing" xmlns:w10="urn:schemas-microsoft-com:office:word" xmlns:w="http://schemas.openxmlformats.org/wordprocessingml/2006/main" xmlns:w14="http://schemas.microsoft.com/office/word/2010/wordml" xmlns:w15="http://schemas.microsoft.com/office/word/2012/wordml" xmlns:w16se="http://schemas.microsoft.com/office/word/2015/wordml/symex" xmlns:wpg="http://schemas.microsoft.com/office/word/2010/wordprocessingGroup" xmlns:wpi="http://schemas.microsoft.com/office/word/2010/wordprocessingInk" xmlns:wne="http://schemas.microsoft.com/office/word/2006/wordml" xmlns:wps="http://schemas.microsoft.com/office/word/2010/wordprocessingShape" mc:Ignorable="w14 w15 w16se wp14">
+<w:footnotes xmlns:wpc="http://schemas.microsoft.com/office/word/2010/wordprocessingCanvas" xmlns:cx="http://schemas.microsoft.com/office/drawing/2014/chartex" xmlns:cx1="http://schemas.microsoft.com/office/drawing/2015/9/8/chartex" xmlns:cx2="http://schemas.microsoft.com/office/drawing/2015/10/21/chartex" xmlns:cx3="http://schemas.microsoft.com/office/drawing/2016/5/9/chartex" xmlns:cx4="http://schemas.microsoft.com/office/drawing/2016/5/10/chartex" xmlns:cx5="http://schemas.microsoft.com/office/drawing/2016/5/11/chartex" xmlns:cx6="http://schemas.microsoft.com/office/drawing/2016/5/12/chartex" xmlns:cx7="http://schemas.microsoft.com/office/drawing/2016/5/13/chartex" xmlns:cx8="http://schemas.microsoft.com/office/drawing/2016/5/14/chartex" xmlns:mc="http://schemas.openxmlformats.org/markup-compatibility/2006" xmlns:aink="http://schemas.microsoft.com/office/drawing/2016/ink" xmlns:am3d="http://schemas.microsoft.com/office/drawing/2017/model3d" xmlns:o="urn:schemas-microsoft-com:office:office" xmlns:oel="http://schemas.microsoft.com/office/2019/extlst" xmlns:r="http://schemas.openxmlformats.org/officeDocument/2006/relationships" xmlns:m="http://schemas.openxmlformats.org/officeDocument/2006/math" xmlns:v="urn:schemas-microsoft-com:vml" xmlns:wp14="http://schemas.microsoft.com/office/word/2010/wordprocessingDrawing" xmlns:wp="http://schemas.openxmlformats.org/drawingml/2006/wordprocessingDrawing" xmlns:w10="urn:schemas-microsoft-com:office:word" xmlns:w="http://schemas.openxmlformats.org/wordprocessingml/2006/main" xmlns:w14="http://schemas.microsoft.com/office/word/2010/wordml" xmlns:w15="http://schemas.microsoft.com/office/word/2012/wordml" xmlns:w16cex="http://schemas.microsoft.com/office/word/2018/wordml/cex" xmlns:w16cid="http://schemas.microsoft.com/office/word/2016/wordml/cid" xmlns:w16="http://schemas.microsoft.com/office/word/2018/wordml" xmlns:w16du="http://schemas.microsoft.com/office/word/2023/wordml/word16du" xmlns:w16sdtdh="http://schemas.microsoft.com/office/word/2020/wordml/sdtdatahash" xmlns:w16sdtfl="http://schemas.microsoft.com/office/word/2024/wordml/sdtformatlock" xmlns:w16se="http://schemas.microsoft.com/office/word/2015/wordml/symex" xmlns:wpg="http://schemas.microsoft.com/office/word/2010/wordprocessingGroup" xmlns:wpi="http://schemas.microsoft.com/office/word/2010/wordprocessingInk" xmlns:wne="http://schemas.microsoft.com/office/word/2006/wordml" xmlns:wps="http://schemas.microsoft.com/office/word/2010/wordprocessingShape" mc:Ignorable="w14 w15 w16se w16cid w16 w16cex w16sdtdh w16sdtfl w16du wp14">
   <w:footnote w:type="separator" w:id="-1">
     <w:p>
       <w:pPr>
@@ -2151,7 +1202,7 @@
 </file>
 
 <file path=word/header1.xml><?xml version="1.0" encoding="utf-8"?>
-<w:hdr xmlns:wpc="http://schemas.microsoft.com/office/word/2010/wordprocessingCanvas" xmlns:cx="http://schemas.microsoft.com/office/drawing/2014/chartex" xmlns:mc="http://schemas.openxmlformats.org/markup-compatibility/2006" xmlns:o="urn:schemas-microsoft-com:office:office" xmlns:r="http://schemas.openxmlformats.org/officeDocument/2006/relationships" xmlns:m="http://schemas.openxmlformats.org/officeDocument/2006/math" xmlns:v="urn:schemas-microsoft-com:vml" xmlns:wp14="http://schemas.microsoft.com/office/word/2010/wordprocessingDrawing" xmlns:wp="http://schemas.openxmlformats.org/drawingml/2006/wordprocessingDrawing" xmlns:w10="urn:schemas-microsoft-com:office:word" xmlns:w="http://schemas.openxmlformats.org/wordprocessingml/2006/main" xmlns:w14="http://schemas.microsoft.com/office/word/2010/wordml" xmlns:w15="http://schemas.microsoft.com/office/word/2012/wordml" xmlns:w16se="http://schemas.microsoft.com/office/word/2015/wordml/symex" xmlns:wpg="http://schemas.microsoft.com/office/word/2010/wordprocessingGroup" xmlns:wpi="http://schemas.microsoft.com/office/word/2010/wordprocessingInk" xmlns:wne="http://schemas.microsoft.com/office/word/2006/wordml" xmlns:wps="http://schemas.microsoft.com/office/word/2010/wordprocessingShape" mc:Ignorable="w14 w15 w16se wp14">
+<w:hdr xmlns:wpc="http://schemas.microsoft.com/office/word/2010/wordprocessingCanvas" xmlns:cx="http://schemas.microsoft.com/office/drawing/2014/chartex" xmlns:cx1="http://schemas.microsoft.com/office/drawing/2015/9/8/chartex" xmlns:cx2="http://schemas.microsoft.com/office/drawing/2015/10/21/chartex" xmlns:cx3="http://schemas.microsoft.com/office/drawing/2016/5/9/chartex" xmlns:cx4="http://schemas.microsoft.com/office/drawing/2016/5/10/chartex" xmlns:cx5="http://schemas.microsoft.com/office/drawing/2016/5/11/chartex" xmlns:cx6="http://schemas.microsoft.com/office/drawing/2016/5/12/chartex" xmlns:cx7="http://schemas.microsoft.com/office/drawing/2016/5/13/chartex" xmlns:cx8="http://schemas.microsoft.com/office/drawing/2016/5/14/chartex" xmlns:mc="http://schemas.openxmlformats.org/markup-compatibility/2006" xmlns:aink="http://schemas.microsoft.com/office/drawing/2016/ink" xmlns:am3d="http://schemas.microsoft.com/office/drawing/2017/model3d" xmlns:o="urn:schemas-microsoft-com:office:office" xmlns:oel="http://schemas.microsoft.com/office/2019/extlst" xmlns:r="http://schemas.openxmlformats.org/officeDocument/2006/relationships" xmlns:m="http://schemas.openxmlformats.org/officeDocument/2006/math" xmlns:v="urn:schemas-microsoft-com:vml" xmlns:wp14="http://schemas.microsoft.com/office/word/2010/wordprocessingDrawing" xmlns:wp="http://schemas.openxmlformats.org/drawingml/2006/wordprocessingDrawing" xmlns:w10="urn:schemas-microsoft-com:office:word" xmlns:w="http://schemas.openxmlformats.org/wordprocessingml/2006/main" xmlns:w14="http://schemas.microsoft.com/office/word/2010/wordml" xmlns:w15="http://schemas.microsoft.com/office/word/2012/wordml" xmlns:w16cex="http://schemas.microsoft.com/office/word/2018/wordml/cex" xmlns:w16cid="http://schemas.microsoft.com/office/word/2016/wordml/cid" xmlns:w16="http://schemas.microsoft.com/office/word/2018/wordml" xmlns:w16du="http://schemas.microsoft.com/office/word/2023/wordml/word16du" xmlns:w16sdtdh="http://schemas.microsoft.com/office/word/2020/wordml/sdtdatahash" xmlns:w16sdtfl="http://schemas.microsoft.com/office/word/2024/wordml/sdtformatlock" xmlns:w16se="http://schemas.microsoft.com/office/word/2015/wordml/symex" xmlns:wpg="http://schemas.microsoft.com/office/word/2010/wordprocessingGroup" xmlns:wpi="http://schemas.microsoft.com/office/word/2010/wordprocessingInk" xmlns:wne="http://schemas.microsoft.com/office/word/2006/wordml" xmlns:wps="http://schemas.microsoft.com/office/word/2010/wordprocessingShape" mc:Ignorable="w14 w15 w16se w16cid w16 w16cex w16sdtdh w16sdtfl w16du wp14">
   <w:p>
     <w:pPr>
       <w:pStyle w:val="Header"/>
@@ -2168,7 +1219,6 @@
         <w:noProof/>
         <w:sz w:val="24"/>
         <w:szCs w:val="24"/>
-        <w:lang w:eastAsia="en-US"/>
       </w:rPr>
       <w:drawing>
         <wp:inline distT="0" distB="0" distL="0" distR="0" wp14:anchorId="7632BA00" wp14:editId="13169966">
@@ -2225,7 +1275,7 @@
 </file>
 
 <file path=word/numbering.xml><?xml version="1.0" encoding="utf-8"?>
-<w:numbering xmlns:wpc="http://schemas.microsoft.com/office/word/2010/wordprocessingCanvas" xmlns:cx="http://schemas.microsoft.com/office/drawing/2014/chartex" xmlns:mc="http://schemas.openxmlformats.org/markup-compatibility/2006" xmlns:o="urn:schemas-microsoft-com:office:office" xmlns:r="http://schemas.openxmlformats.org/officeDocument/2006/relationships" xmlns:m="http://schemas.openxmlformats.org/officeDocument/2006/math" xmlns:v="urn:schemas-microsoft-com:vml" xmlns:wp14="http://schemas.microsoft.com/office/word/2010/wordprocessingDrawing" xmlns:wp="http://schemas.openxmlformats.org/drawingml/2006/wordprocessingDrawing" xmlns:w10="urn:schemas-microsoft-com:office:word" xmlns:w="http://schemas.openxmlformats.org/wordprocessingml/2006/main" xmlns:w14="http://schemas.microsoft.com/office/word/2010/wordml" xmlns:w15="http://schemas.microsoft.com/office/word/2012/wordml" xmlns:w16se="http://schemas.microsoft.com/office/word/2015/wordml/symex" xmlns:wpg="http://schemas.microsoft.com/office/word/2010/wordprocessingGroup" xmlns:wpi="http://schemas.microsoft.com/office/word/2010/wordprocessingInk" xmlns:wne="http://schemas.microsoft.com/office/word/2006/wordml" xmlns:wps="http://schemas.microsoft.com/office/word/2010/wordprocessingShape" mc:Ignorable="w14 w15 w16se wp14">
+<w:numbering xmlns:wpc="http://schemas.microsoft.com/office/word/2010/wordprocessingCanvas" xmlns:cx="http://schemas.microsoft.com/office/drawing/2014/chartex" xmlns:cx1="http://schemas.microsoft.com/office/drawing/2015/9/8/chartex" xmlns:cx2="http://schemas.microsoft.com/office/drawing/2015/10/21/chartex" xmlns:cx3="http://schemas.microsoft.com/office/drawing/2016/5/9/chartex" xmlns:cx4="http://schemas.microsoft.com/office/drawing/2016/5/10/chartex" xmlns:cx5="http://schemas.microsoft.com/office/drawing/2016/5/11/chartex" xmlns:cx6="http://schemas.microsoft.com/office/drawing/2016/5/12/chartex" xmlns:cx7="http://schemas.microsoft.com/office/drawing/2016/5/13/chartex" xmlns:cx8="http://schemas.microsoft.com/office/drawing/2016/5/14/chartex" xmlns:mc="http://schemas.openxmlformats.org/markup-compatibility/2006" xmlns:aink="http://schemas.microsoft.com/office/drawing/2016/ink" xmlns:am3d="http://schemas.microsoft.com/office/drawing/2017/model3d" xmlns:o="urn:schemas-microsoft-com:office:office" xmlns:oel="http://schemas.microsoft.com/office/2019/extlst" xmlns:r="http://schemas.openxmlformats.org/officeDocument/2006/relationships" xmlns:m="http://schemas.openxmlformats.org/officeDocument/2006/math" xmlns:v="urn:schemas-microsoft-com:vml" xmlns:wp14="http://schemas.microsoft.com/office/word/2010/wordprocessingDrawing" xmlns:wp="http://schemas.openxmlformats.org/drawingml/2006/wordprocessingDrawing" xmlns:w10="urn:schemas-microsoft-com:office:word" xmlns:w="http://schemas.openxmlformats.org/wordprocessingml/2006/main" xmlns:w14="http://schemas.microsoft.com/office/word/2010/wordml" xmlns:w15="http://schemas.microsoft.com/office/word/2012/wordml" xmlns:w16cex="http://schemas.microsoft.com/office/word/2018/wordml/cex" xmlns:w16cid="http://schemas.microsoft.com/office/word/2016/wordml/cid" xmlns:w16="http://schemas.microsoft.com/office/word/2018/wordml" xmlns:w16du="http://schemas.microsoft.com/office/word/2023/wordml/word16du" xmlns:w16sdtdh="http://schemas.microsoft.com/office/word/2020/wordml/sdtdatahash" xmlns:w16sdtfl="http://schemas.microsoft.com/office/word/2024/wordml/sdtformatlock" xmlns:w16se="http://schemas.microsoft.com/office/word/2015/wordml/symex" xmlns:wpg="http://schemas.microsoft.com/office/word/2010/wordprocessingGroup" xmlns:wpi="http://schemas.microsoft.com/office/word/2010/wordprocessingInk" xmlns:wne="http://schemas.microsoft.com/office/word/2006/wordml" xmlns:wps="http://schemas.microsoft.com/office/word/2010/wordprocessingShape" mc:Ignorable="w14 w15 w16se w16cid w16 w16cex w16sdtdh w16sdtfl w16du wp14">
   <w:abstractNum w:abstractNumId="0" w15:restartNumberingAfterBreak="0">
     <w:nsid w:val="4E3626BD"/>
     <w:multiLevelType w:val="hybridMultilevel"/>
@@ -2236,7 +1286,7 @@
       <w:lvlText w:val="%1."/>
       <w:lvlJc w:val="left"/>
       <w:pPr>
-        <w:ind w:left="1494" w:hanging="360"/>
+        <w:ind w:left="1860" w:hanging="360"/>
       </w:pPr>
       <w:rPr>
         <w:rFonts w:ascii="Times New Roman" w:eastAsiaTheme="minorEastAsia" w:hAnsi="Times New Roman" w:cs="Times New Roman"/>
@@ -2248,7 +1298,7 @@
       <w:lvlText w:val="%2."/>
       <w:lvlJc w:val="left"/>
       <w:pPr>
-        <w:ind w:left="2214" w:hanging="360"/>
+        <w:ind w:left="2580" w:hanging="360"/>
       </w:pPr>
     </w:lvl>
     <w:lvl w:ilvl="2" w:tplc="0409001B" w:tentative="1">
@@ -2257,7 +1307,7 @@
       <w:lvlText w:val="%3."/>
       <w:lvlJc w:val="right"/>
       <w:pPr>
-        <w:ind w:left="2934" w:hanging="180"/>
+        <w:ind w:left="3300" w:hanging="180"/>
       </w:pPr>
     </w:lvl>
     <w:lvl w:ilvl="3" w:tplc="0409000F" w:tentative="1">
@@ -2266,7 +1316,7 @@
       <w:lvlText w:val="%4."/>
       <w:lvlJc w:val="left"/>
       <w:pPr>
-        <w:ind w:left="3654" w:hanging="360"/>
+        <w:ind w:left="4020" w:hanging="360"/>
       </w:pPr>
     </w:lvl>
     <w:lvl w:ilvl="4" w:tplc="04090019" w:tentative="1">
@@ -2275,7 +1325,7 @@
       <w:lvlText w:val="%5."/>
       <w:lvlJc w:val="left"/>
       <w:pPr>
-        <w:ind w:left="4374" w:hanging="360"/>
+        <w:ind w:left="4740" w:hanging="360"/>
       </w:pPr>
     </w:lvl>
     <w:lvl w:ilvl="5" w:tplc="0409001B" w:tentative="1">
@@ -2284,7 +1334,7 @@
       <w:lvlText w:val="%6."/>
       <w:lvlJc w:val="right"/>
       <w:pPr>
-        <w:ind w:left="5094" w:hanging="180"/>
+        <w:ind w:left="5460" w:hanging="180"/>
       </w:pPr>
     </w:lvl>
     <w:lvl w:ilvl="6" w:tplc="0409000F" w:tentative="1">
@@ -2293,7 +1343,7 @@
       <w:lvlText w:val="%7."/>
       <w:lvlJc w:val="left"/>
       <w:pPr>
-        <w:ind w:left="5814" w:hanging="360"/>
+        <w:ind w:left="6180" w:hanging="360"/>
       </w:pPr>
     </w:lvl>
     <w:lvl w:ilvl="7" w:tplc="04090019" w:tentative="1">
@@ -2302,7 +1352,7 @@
       <w:lvlText w:val="%8."/>
       <w:lvlJc w:val="left"/>
       <w:pPr>
-        <w:ind w:left="6534" w:hanging="360"/>
+        <w:ind w:left="6900" w:hanging="360"/>
       </w:pPr>
     </w:lvl>
     <w:lvl w:ilvl="8" w:tplc="0409001B" w:tentative="1">
@@ -2311,7 +1361,7 @@
       <w:lvlText w:val="%9."/>
       <w:lvlJc w:val="right"/>
       <w:pPr>
-        <w:ind w:left="7254" w:hanging="180"/>
+        <w:ind w:left="7620" w:hanging="180"/>
       </w:pPr>
     </w:lvl>
   </w:abstractNum>
@@ -2539,20 +1589,20 @@
       </w:rPr>
     </w:lvl>
   </w:abstractNum>
-  <w:num w:numId="1">
+  <w:num w:numId="1" w16cid:durableId="887183028">
     <w:abstractNumId w:val="2"/>
   </w:num>
-  <w:num w:numId="2">
+  <w:num w:numId="2" w16cid:durableId="637227717">
     <w:abstractNumId w:val="1"/>
   </w:num>
-  <w:num w:numId="3">
+  <w:num w:numId="3" w16cid:durableId="735666519">
     <w:abstractNumId w:val="0"/>
   </w:num>
 </w:numbering>
 </file>
 
 <file path=word/styles.xml><?xml version="1.0" encoding="utf-8"?>
-<w:styles xmlns:mc="http://schemas.openxmlformats.org/markup-compatibility/2006" xmlns:r="http://schemas.openxmlformats.org/officeDocument/2006/relationships" xmlns:w="http://schemas.openxmlformats.org/wordprocessingml/2006/main" xmlns:w14="http://schemas.microsoft.com/office/word/2010/wordml" xmlns:w15="http://schemas.microsoft.com/office/word/2012/wordml" xmlns:w16se="http://schemas.microsoft.com/office/word/2015/wordml/symex" mc:Ignorable="w14 w15 w16se">
+<w:styles xmlns:mc="http://schemas.openxmlformats.org/markup-compatibility/2006" xmlns:r="http://schemas.openxmlformats.org/officeDocument/2006/relationships" xmlns:w="http://schemas.openxmlformats.org/wordprocessingml/2006/main" xmlns:w14="http://schemas.microsoft.com/office/word/2010/wordml" xmlns:w15="http://schemas.microsoft.com/office/word/2012/wordml" xmlns:w16cex="http://schemas.microsoft.com/office/word/2018/wordml/cex" xmlns:w16cid="http://schemas.microsoft.com/office/word/2016/wordml/cid" xmlns:w16="http://schemas.microsoft.com/office/word/2018/wordml" xmlns:w16du="http://schemas.microsoft.com/office/word/2023/wordml/word16du" xmlns:w16sdtdh="http://schemas.microsoft.com/office/word/2020/wordml/sdtdatahash" xmlns:w16sdtfl="http://schemas.microsoft.com/office/word/2024/wordml/sdtformatlock" xmlns:w16se="http://schemas.microsoft.com/office/word/2015/wordml/symex" mc:Ignorable="w14 w15 w16se w16cid w16 w16cex w16sdtdh w16sdtfl w16du">
   <w:docDefaults>
     <w:rPrDefault>
       <w:rPr>
@@ -2568,7 +1618,7 @@
       </w:pPr>
     </w:pPrDefault>
   </w:docDefaults>
-  <w:latentStyles w:defLockedState="0" w:defUIPriority="99" w:defSemiHidden="0" w:defUnhideWhenUsed="0" w:defQFormat="0" w:count="371">
+  <w:latentStyles w:defLockedState="0" w:defUIPriority="99" w:defSemiHidden="0" w:defUnhideWhenUsed="0" w:defQFormat="0" w:count="376">
     <w:lsdException w:name="Normal" w:uiPriority="0" w:qFormat="1"/>
     <w:lsdException w:name="heading 1" w:uiPriority="9" w:qFormat="1"/>
     <w:lsdException w:name="heading 2" w:semiHidden="1" w:uiPriority="9" w:unhideWhenUsed="1" w:qFormat="1"/>
@@ -2940,6 +1990,11 @@
     <w:lsdException w:name="List Table 5 Dark Accent 6" w:uiPriority="50"/>
     <w:lsdException w:name="List Table 6 Colorful Accent 6" w:uiPriority="51"/>
     <w:lsdException w:name="List Table 7 Colorful Accent 6" w:uiPriority="52"/>
+    <w:lsdException w:name="Mention" w:semiHidden="1" w:unhideWhenUsed="1"/>
+    <w:lsdException w:name="Smart Hyperlink" w:semiHidden="1" w:unhideWhenUsed="1"/>
+    <w:lsdException w:name="Hashtag" w:semiHidden="1" w:unhideWhenUsed="1"/>
+    <w:lsdException w:name="Unresolved Mention" w:semiHidden="1" w:unhideWhenUsed="1"/>
+    <w:lsdException w:name="Smart Link" w:semiHidden="1" w:unhideWhenUsed="1"/>
   </w:latentStyles>
   <w:style w:type="paragraph" w:default="1" w:styleId="Normal">
     <w:name w:val="Normal"/>

--- a/storage/app/templates/bbnt_template.docx
+++ b/storage/app/templates/bbnt_template.docx
@@ -577,7 +577,7 @@
       </w:tblGrid>
       <w:tr>
         <w:trPr>
-          <w:trHeight w:val="386"/>
+          <w:trHeight w:val="296"/>
           <w:jc w:val="center"/>
         </w:trPr>
         <w:tc>
@@ -985,6 +985,14 @@
           <w:sz w:val="24"/>
           <w:szCs w:val="24"/>
         </w:rPr>
+        <w:t xml:space="preserve"> </w:t>
+      </w:r>
+      <w:r>
+        <w:rPr>
+          <w:rFonts w:ascii="Times New Roman" w:hAnsi="Times New Roman" w:cs="Times New Roman"/>
+          <w:sz w:val="24"/>
+          <w:szCs w:val="24"/>
+        </w:rPr>
         <w:t>Tình trạng thiết bị:………………………………………………………………………………………………………………………….</w:t>
       </w:r>
     </w:p>
@@ -1009,6 +1017,14 @@
           <w:sz w:val="24"/>
           <w:szCs w:val="24"/>
         </w:rPr>
+        <w:t xml:space="preserve"> </w:t>
+      </w:r>
+      <w:r>
+        <w:rPr>
+          <w:rFonts w:ascii="Times New Roman" w:hAnsi="Times New Roman" w:cs="Times New Roman"/>
+          <w:sz w:val="24"/>
+          <w:szCs w:val="24"/>
+        </w:rPr>
         <w:t>Xác nhận hiện trạng xung quan</w:t>
       </w:r>
       <w:r>
@@ -1049,6 +1065,14 @@
           <w:sz w:val="24"/>
           <w:szCs w:val="24"/>
         </w:rPr>
+        <w:t xml:space="preserve"> </w:t>
+      </w:r>
+      <w:r>
+        <w:rPr>
+          <w:rFonts w:ascii="Times New Roman" w:hAnsi="Times New Roman" w:cs="Times New Roman"/>
+          <w:sz w:val="24"/>
+          <w:szCs w:val="24"/>
+        </w:rPr>
         <w:t>Xác nhận đạt tiêu chuẩn kỹ thuật, an toàn điện: Đảm bảo</w:t>
       </w:r>
     </w:p>
@@ -1067,6 +1091,14 @@
           <w:szCs w:val="24"/>
         </w:rPr>
       </w:pPr>
+      <w:r>
+        <w:rPr>
+          <w:rFonts w:ascii="Times New Roman" w:hAnsi="Times New Roman" w:cs="Times New Roman"/>
+          <w:sz w:val="24"/>
+          <w:szCs w:val="24"/>
+        </w:rPr>
+        <w:t xml:space="preserve"> </w:t>
+      </w:r>
       <w:r>
         <w:rPr>
           <w:rFonts w:ascii="Times New Roman" w:hAnsi="Times New Roman" w:cs="Times New Roman"/>
@@ -1286,7 +1318,7 @@
       <w:lvlText w:val="%1."/>
       <w:lvlJc w:val="left"/>
       <w:pPr>
-        <w:ind w:left="1860" w:hanging="360"/>
+        <w:ind w:left="1494" w:hanging="360"/>
       </w:pPr>
       <w:rPr>
         <w:rFonts w:ascii="Times New Roman" w:eastAsiaTheme="minorEastAsia" w:hAnsi="Times New Roman" w:cs="Times New Roman"/>
@@ -1298,7 +1330,7 @@
       <w:lvlText w:val="%2."/>
       <w:lvlJc w:val="left"/>
       <w:pPr>
-        <w:ind w:left="2580" w:hanging="360"/>
+        <w:ind w:left="2214" w:hanging="360"/>
       </w:pPr>
     </w:lvl>
     <w:lvl w:ilvl="2" w:tplc="0409001B" w:tentative="1">
@@ -1307,7 +1339,7 @@
       <w:lvlText w:val="%3."/>
       <w:lvlJc w:val="right"/>
       <w:pPr>
-        <w:ind w:left="3300" w:hanging="180"/>
+        <w:ind w:left="2934" w:hanging="180"/>
       </w:pPr>
     </w:lvl>
     <w:lvl w:ilvl="3" w:tplc="0409000F" w:tentative="1">
@@ -1316,7 +1348,7 @@
       <w:lvlText w:val="%4."/>
       <w:lvlJc w:val="left"/>
       <w:pPr>
-        <w:ind w:left="4020" w:hanging="360"/>
+        <w:ind w:left="3654" w:hanging="360"/>
       </w:pPr>
     </w:lvl>
     <w:lvl w:ilvl="4" w:tplc="04090019" w:tentative="1">
@@ -1325,7 +1357,7 @@
       <w:lvlText w:val="%5."/>
       <w:lvlJc w:val="left"/>
       <w:pPr>
-        <w:ind w:left="4740" w:hanging="360"/>
+        <w:ind w:left="4374" w:hanging="360"/>
       </w:pPr>
     </w:lvl>
     <w:lvl w:ilvl="5" w:tplc="0409001B" w:tentative="1">
@@ -1334,7 +1366,7 @@
       <w:lvlText w:val="%6."/>
       <w:lvlJc w:val="right"/>
       <w:pPr>
-        <w:ind w:left="5460" w:hanging="180"/>
+        <w:ind w:left="5094" w:hanging="180"/>
       </w:pPr>
     </w:lvl>
     <w:lvl w:ilvl="6" w:tplc="0409000F" w:tentative="1">
@@ -1343,7 +1375,7 @@
       <w:lvlText w:val="%7."/>
       <w:lvlJc w:val="left"/>
       <w:pPr>
-        <w:ind w:left="6180" w:hanging="360"/>
+        <w:ind w:left="5814" w:hanging="360"/>
       </w:pPr>
     </w:lvl>
     <w:lvl w:ilvl="7" w:tplc="04090019" w:tentative="1">
@@ -1352,7 +1384,7 @@
       <w:lvlText w:val="%8."/>
       <w:lvlJc w:val="left"/>
       <w:pPr>
-        <w:ind w:left="6900" w:hanging="360"/>
+        <w:ind w:left="6534" w:hanging="360"/>
       </w:pPr>
     </w:lvl>
     <w:lvl w:ilvl="8" w:tplc="0409001B" w:tentative="1">
@@ -1361,7 +1393,7 @@
       <w:lvlText w:val="%9."/>
       <w:lvlJc w:val="right"/>
       <w:pPr>
-        <w:ind w:left="7620" w:hanging="180"/>
+        <w:ind w:left="7254" w:hanging="180"/>
       </w:pPr>
     </w:lvl>
   </w:abstractNum>
